--- a/deliverables/submission/오이소창원_참가신청서_최종수정본_20261005.docx
+++ b/deliverables/submission/오이소창원_참가신청서_최종수정본_20261005.docx
@@ -1574,7 +1574,7 @@
               </w:rPr>
               <w:t xml:space="preserve">■ 아니오(Streamlit Community Cloud 무료 배포: </w:t>
             </w:r>
-            <w:hyperlink w:history="1" r:id="rIddnlhw9fdkgochag39fi0k">
+            <w:hyperlink w:history="1" r:id="rId178is94t18zsptrwm_hqz">
               <w:r>
                 <w:rPr>
                   <w:rStyle w:val="Hyperlink"/>
@@ -3802,7 +3802,7 @@
                 <w:sz w:val="17"/>
                 <w:szCs w:val="17"/>
               </w:rPr>
-              <w:t xml:space="preserve">A 조준수: 전체 검수·UX/UI 개선·시연동영상 편집(배포·Secrets 관리) / B 이혜경: 기획·데이터 검증·알림 기능 개발·문서 / C 이미영: 자료 검수·테스트·화면 점검·실사용자 섭외·발표자료</w:t>
+              <w:t xml:space="preserve">A 조준수: 전체 검수·UX/UI 개선·시연동영상·발표자료 제작(배포·Secrets 관리) / B 이혜경: 기획·데이터 검증·알림 기능 개발·문서 / C 이미영: 자료 검수·테스트·화면 점검·실사용자 섭외</w:t>
             </w:r>
           </w:p>
         </w:tc>
@@ -4012,7 +4012,7 @@
                 <w:sz w:val="17"/>
                 <w:szCs w:val="17"/>
               </w:rPr>
-              <w:t xml:space="preserve">UX·품질 검증·최종 검수 — 사용자 시나리오, 화면·흐름 검토, 기능 테스트(11번), 노트북·휴대폰 전체 검수 후 UX/UI 개선(10/5), 배포·Streamlit Secrets(API 키·메일 발송 계정) 관리, 시연동영상 편집·발표</w:t>
+              <w:t xml:space="preserve">UX·품질 검증·최종 검수 — 사용자 시나리오, 화면·흐름 검토, 기능 테스트(11번), 노트북·휴대폰 전체 검수 후 UX/UI 개선(10/5), 배포·Streamlit Secrets(API 키·메일 발송 계정) 관리, 시연동영상·발표자료 제작·발표</w:t>
             </w:r>
           </w:p>
         </w:tc>
@@ -4144,7 +4144,7 @@
                 <w:sz w:val="17"/>
                 <w:szCs w:val="17"/>
               </w:rPr>
-              <w:t xml:space="preserve">자료 검수·테스트·화면 점검 — 데이터 공식 URL·조건·확인일 대조, 체크리스트로 PC·휴대폰 테스트(2번)·개선 리포트, 실사용자 섭외(4명), 발표자료</w:t>
+              <w:t xml:space="preserve">자료 검수·테스트·화면 점검 — 데이터 공식 URL·조건·확인일 대조, 체크리스트로 PC·휴대폰 테스트(2번)·개선 리포트, 실사용자 섭외(4명)</w:t>
             </w:r>
           </w:p>
         </w:tc>

--- a/deliverables/submission/오이소창원_참가신청서_최종수정본_20261005.docx
+++ b/deliverables/submission/오이소창원_참가신청서_최종수정본_20261005.docx
@@ -1374,7 +1374,7 @@
                 <w:sz w:val="17"/>
                 <w:szCs w:val="17"/>
               </w:rPr>
-              <w:t xml:space="preserve">■ GPT(OpenAI GPT-4.1 mini — 앱 안 도구 호출·답 문장 작성) · 개발 보조: Claude Opus 5.5(추론 수준 중간)·GPT·ChatGPT(GPT-5.6 Sol)·OpenAI Codex(코드·문서·UX/UI 작업 보조, 팀 검수)</w:t>
+              <w:t xml:space="preserve">■ GPT(OpenAI GPT-4.1 mini — 앱 안 도구 호출·답 문장 작성) · 개발 보조: Claude Opus 5.5(추론 수준 중간)·GPT·ChatGPT(GPT-5.6 Sol)·OpenAI Codex·ChatGPT(GPT 솔라이트 6.1)(코드·문서·UX/UI 작업·팀 자체 점검 보조, 팀 검수)</w:t>
             </w:r>
           </w:p>
         </w:tc>
@@ -1574,7 +1574,7 @@
               </w:rPr>
               <w:t xml:space="preserve">■ 아니오(Streamlit Community Cloud 무료 배포: </w:t>
             </w:r>
-            <w:hyperlink w:history="1" r:id="rId178is94t18zsptrwm_hqz">
+            <w:hyperlink w:history="1" r:id="rId-wjsgagzakxxei13i3wng">
               <w:r>
                 <w:rPr>
                   <w:rStyle w:val="Hyperlink"/>
@@ -2124,7 +2124,7 @@
                 <w:sz w:val="17"/>
                 <w:szCs w:val="17"/>
               </w:rPr>
-              <w:t xml:space="preserve">팀장 노트북·휴대폰 전체 검수 후 UX/UI 개선 5번(여백·정렬·카드·입력 폼·질문/답변 배치, 기능 변경 없음, 자동 테스트 127개 통과), 시연동영상(웹·모바일) 촬영·편집, 발표자료 제작</w:t>
+              <w:t xml:space="preserve">팀장 노트북·휴대폰 전체 검수 후 UX/UI 개선 5번(여백·정렬·카드·입력 폼·질문/답변 배치, 기능 변경 없음, 자동 테스트 127개 통과), 시연동영상(웹·모바일) 녹화·발표자료 제작(이미영) → 최종 편집(조준수)</w:t>
             </w:r>
           </w:p>
         </w:tc>
@@ -2809,9 +2809,9 @@
       </w:tblPr>
       <w:tblGrid>
         <w:gridCol w:w="2460"/>
-        <w:gridCol w:w="2408"/>
-        <w:gridCol w:w="3199"/>
-        <w:gridCol w:w="2137"/>
+        <w:gridCol w:w="2402"/>
+        <w:gridCol w:w="3210"/>
+        <w:gridCol w:w="2132"/>
       </w:tblGrid>
       <w:tr>
         <w:trPr>
@@ -2854,7 +2854,7 @@
         </w:tc>
         <w:tc>
           <w:tcPr>
-            <w:tcW w:type="dxa" w:w="2408"/>
+            <w:tcW w:type="dxa" w:w="2402"/>
             <w:tcBorders>
               <w:top w:val="single" w:color="C9D3DF" w:sz="4"/>
               <w:left w:val="single" w:color="C9D3DF" w:sz="4"/>
@@ -2888,7 +2888,7 @@
         </w:tc>
         <w:tc>
           <w:tcPr>
-            <w:tcW w:type="dxa" w:w="3199"/>
+            <w:tcW w:type="dxa" w:w="3210"/>
             <w:tcBorders>
               <w:top w:val="single" w:color="C9D3DF" w:sz="4"/>
               <w:left w:val="single" w:color="C9D3DF" w:sz="4"/>
@@ -2922,7 +2922,7 @@
         </w:tc>
         <w:tc>
           <w:tcPr>
-            <w:tcW w:type="dxa" w:w="2137"/>
+            <w:tcW w:type="dxa" w:w="2132"/>
             <w:tcBorders>
               <w:top w:val="single" w:color="C9D3DF" w:sz="4"/>
               <w:left w:val="single" w:color="C9D3DF" w:sz="4"/>
@@ -2992,7 +2992,7 @@
         </w:tc>
         <w:tc>
           <w:tcPr>
-            <w:tcW w:type="dxa" w:w="2408"/>
+            <w:tcW w:type="dxa" w:w="2402"/>
             <w:tcBorders>
               <w:top w:val="single" w:color="C9D3DF" w:sz="4"/>
               <w:left w:val="single" w:color="C9D3DF" w:sz="4"/>
@@ -3022,7 +3022,7 @@
         </w:tc>
         <w:tc>
           <w:tcPr>
-            <w:tcW w:type="dxa" w:w="3199"/>
+            <w:tcW w:type="dxa" w:w="3210"/>
             <w:tcBorders>
               <w:top w:val="single" w:color="C9D3DF" w:sz="4"/>
               <w:left w:val="single" w:color="C9D3DF" w:sz="4"/>
@@ -3052,7 +3052,7 @@
         </w:tc>
         <w:tc>
           <w:tcPr>
-            <w:tcW w:type="dxa" w:w="2137"/>
+            <w:tcW w:type="dxa" w:w="2132"/>
             <w:tcBorders>
               <w:top w:val="single" w:color="C9D3DF" w:sz="4"/>
               <w:left w:val="single" w:color="C9D3DF" w:sz="4"/>
@@ -3118,7 +3118,7 @@
         </w:tc>
         <w:tc>
           <w:tcPr>
-            <w:tcW w:type="dxa" w:w="2408"/>
+            <w:tcW w:type="dxa" w:w="2402"/>
             <w:tcBorders>
               <w:top w:val="single" w:color="C9D3DF" w:sz="4"/>
               <w:left w:val="single" w:color="C9D3DF" w:sz="4"/>
@@ -3148,7 +3148,7 @@
         </w:tc>
         <w:tc>
           <w:tcPr>
-            <w:tcW w:type="dxa" w:w="3199"/>
+            <w:tcW w:type="dxa" w:w="3210"/>
             <w:tcBorders>
               <w:top w:val="single" w:color="C9D3DF" w:sz="4"/>
               <w:left w:val="single" w:color="C9D3DF" w:sz="4"/>
@@ -3178,7 +3178,7 @@
         </w:tc>
         <w:tc>
           <w:tcPr>
-            <w:tcW w:type="dxa" w:w="2137"/>
+            <w:tcW w:type="dxa" w:w="2132"/>
             <w:tcBorders>
               <w:top w:val="single" w:color="C9D3DF" w:sz="4"/>
               <w:left w:val="single" w:color="C9D3DF" w:sz="4"/>
@@ -3244,7 +3244,7 @@
         </w:tc>
         <w:tc>
           <w:tcPr>
-            <w:tcW w:type="dxa" w:w="2408"/>
+            <w:tcW w:type="dxa" w:w="2402"/>
             <w:tcBorders>
               <w:top w:val="single" w:color="C9D3DF" w:sz="4"/>
               <w:left w:val="single" w:color="C9D3DF" w:sz="4"/>
@@ -3274,7 +3274,7 @@
         </w:tc>
         <w:tc>
           <w:tcPr>
-            <w:tcW w:type="dxa" w:w="3199"/>
+            <w:tcW w:type="dxa" w:w="3210"/>
             <w:tcBorders>
               <w:top w:val="single" w:color="C9D3DF" w:sz="4"/>
               <w:left w:val="single" w:color="C9D3DF" w:sz="4"/>
@@ -3304,7 +3304,7 @@
         </w:tc>
         <w:tc>
           <w:tcPr>
-            <w:tcW w:type="dxa" w:w="2137"/>
+            <w:tcW w:type="dxa" w:w="2132"/>
             <w:tcBorders>
               <w:top w:val="single" w:color="C9D3DF" w:sz="4"/>
               <w:left w:val="single" w:color="C9D3DF" w:sz="4"/>
@@ -3370,7 +3370,7 @@
         </w:tc>
         <w:tc>
           <w:tcPr>
-            <w:tcW w:type="dxa" w:w="2408"/>
+            <w:tcW w:type="dxa" w:w="2402"/>
             <w:tcBorders>
               <w:top w:val="single" w:color="C9D3DF" w:sz="4"/>
               <w:left w:val="single" w:color="C9D3DF" w:sz="4"/>
@@ -3400,7 +3400,7 @@
         </w:tc>
         <w:tc>
           <w:tcPr>
-            <w:tcW w:type="dxa" w:w="3199"/>
+            <w:tcW w:type="dxa" w:w="3210"/>
             <w:tcBorders>
               <w:top w:val="single" w:color="C9D3DF" w:sz="4"/>
               <w:left w:val="single" w:color="C9D3DF" w:sz="4"/>
@@ -3430,7 +3430,7 @@
         </w:tc>
         <w:tc>
           <w:tcPr>
-            <w:tcW w:type="dxa" w:w="2137"/>
+            <w:tcW w:type="dxa" w:w="2132"/>
             <w:tcBorders>
               <w:top w:val="single" w:color="C9D3DF" w:sz="4"/>
               <w:left w:val="single" w:color="C9D3DF" w:sz="4"/>
@@ -3496,7 +3496,7 @@
         </w:tc>
         <w:tc>
           <w:tcPr>
-            <w:tcW w:type="dxa" w:w="2408"/>
+            <w:tcW w:type="dxa" w:w="2402"/>
             <w:tcBorders>
               <w:top w:val="single" w:color="C9D3DF" w:sz="4"/>
               <w:left w:val="single" w:color="C9D3DF" w:sz="4"/>
@@ -3526,7 +3526,7 @@
         </w:tc>
         <w:tc>
           <w:tcPr>
-            <w:tcW w:type="dxa" w:w="3199"/>
+            <w:tcW w:type="dxa" w:w="3210"/>
             <w:tcBorders>
               <w:top w:val="single" w:color="C9D3DF" w:sz="4"/>
               <w:left w:val="single" w:color="C9D3DF" w:sz="4"/>
@@ -3556,7 +3556,7 @@
         </w:tc>
         <w:tc>
           <w:tcPr>
-            <w:tcW w:type="dxa" w:w="2137"/>
+            <w:tcW w:type="dxa" w:w="2132"/>
             <w:tcBorders>
               <w:top w:val="single" w:color="C9D3DF" w:sz="4"/>
               <w:left w:val="single" w:color="C9D3DF" w:sz="4"/>
@@ -3622,7 +3622,7 @@
         </w:tc>
         <w:tc>
           <w:tcPr>
-            <w:tcW w:type="dxa" w:w="2408"/>
+            <w:tcW w:type="dxa" w:w="2402"/>
             <w:tcBorders>
               <w:top w:val="single" w:color="C9D3DF" w:sz="4"/>
               <w:left w:val="single" w:color="C9D3DF" w:sz="4"/>
@@ -3652,7 +3652,7 @@
         </w:tc>
         <w:tc>
           <w:tcPr>
-            <w:tcW w:type="dxa" w:w="3199"/>
+            <w:tcW w:type="dxa" w:w="3210"/>
             <w:tcBorders>
               <w:top w:val="single" w:color="C9D3DF" w:sz="4"/>
               <w:left w:val="single" w:color="C9D3DF" w:sz="4"/>
@@ -3682,7 +3682,7 @@
         </w:tc>
         <w:tc>
           <w:tcPr>
-            <w:tcW w:type="dxa" w:w="2137"/>
+            <w:tcW w:type="dxa" w:w="2132"/>
             <w:tcBorders>
               <w:top w:val="single" w:color="C9D3DF" w:sz="4"/>
               <w:left w:val="single" w:color="C9D3DF" w:sz="4"/>
@@ -3748,7 +3748,7 @@
         </w:tc>
         <w:tc>
           <w:tcPr>
-            <w:tcW w:type="dxa" w:w="2408"/>
+            <w:tcW w:type="dxa" w:w="2402"/>
             <w:tcBorders>
               <w:top w:val="single" w:color="C9D3DF" w:sz="4"/>
               <w:left w:val="single" w:color="C9D3DF" w:sz="4"/>
@@ -3778,37 +3778,37 @@
         </w:tc>
         <w:tc>
           <w:tcPr>
-            <w:tcW w:type="dxa" w:w="3199"/>
-            <w:tcBorders>
-              <w:top w:val="single" w:color="C9D3DF" w:sz="4"/>
-              <w:left w:val="single" w:color="C9D3DF" w:sz="4"/>
-              <w:bottom w:val="single" w:color="C9D3DF" w:sz="4"/>
-              <w:right w:val="single" w:color="C9D3DF" w:sz="4"/>
-            </w:tcBorders>
-            <w:tcMar>
-              <w:top w:type="dxa" w:w="50"/>
-              <w:left w:type="dxa" w:w="80"/>
-              <w:bottom w:type="dxa" w:w="50"/>
-              <w:right w:type="dxa" w:w="80"/>
-            </w:tcMar>
-          </w:tcPr>
-          <w:p>
-            <w:pPr>
-              <w:jc w:val="left"/>
-            </w:pPr>
-            <w:r>
-              <w:rPr>
-                <w:rFonts w:ascii="Malgun Gothic" w:cs="Malgun Gothic" w:eastAsia="Malgun Gothic" w:hAnsi="Malgun Gothic"/>
-                <w:sz w:val="17"/>
-                <w:szCs w:val="17"/>
-              </w:rPr>
-              <w:t xml:space="preserve">A 조준수: 전체 검수·UX/UI 개선·시연동영상·발표자료 제작(배포·Secrets 관리) / B 이혜경: 기획·데이터 검증·알림 기능 개발·문서 / C 이미영: 자료 검수·테스트·화면 점검·실사용자 섭외</w:t>
-            </w:r>
-          </w:p>
-        </w:tc>
-        <w:tc>
-          <w:tcPr>
-            <w:tcW w:type="dxa" w:w="2137"/>
+            <w:tcW w:type="dxa" w:w="3210"/>
+            <w:tcBorders>
+              <w:top w:val="single" w:color="C9D3DF" w:sz="4"/>
+              <w:left w:val="single" w:color="C9D3DF" w:sz="4"/>
+              <w:bottom w:val="single" w:color="C9D3DF" w:sz="4"/>
+              <w:right w:val="single" w:color="C9D3DF" w:sz="4"/>
+            </w:tcBorders>
+            <w:tcMar>
+              <w:top w:type="dxa" w:w="50"/>
+              <w:left w:type="dxa" w:w="80"/>
+              <w:bottom w:type="dxa" w:w="50"/>
+              <w:right w:type="dxa" w:w="80"/>
+            </w:tcMar>
+          </w:tcPr>
+          <w:p>
+            <w:pPr>
+              <w:jc w:val="left"/>
+            </w:pPr>
+            <w:r>
+              <w:rPr>
+                <w:rFonts w:ascii="Malgun Gothic" w:cs="Malgun Gothic" w:eastAsia="Malgun Gothic" w:hAnsi="Malgun Gothic"/>
+                <w:sz w:val="17"/>
+                <w:szCs w:val="17"/>
+              </w:rPr>
+              <w:t xml:space="preserve">A 조준수: 전체 검수·UX/UI 개선·시연동영상·발표자료 최종 편집(배포·Secrets 관리) / B 이혜경: 기획·데이터 검증·알림 기능 개발·문서 / C 이미영: 자료 검수·테스트·화면 점검·실사용자 섭외·시연동영상 녹화·발표자료 제작</w:t>
+            </w:r>
+          </w:p>
+        </w:tc>
+        <w:tc>
+          <w:tcPr>
+            <w:tcW w:type="dxa" w:w="2132"/>
             <w:tcBorders>
               <w:top w:val="single" w:color="C9D3DF" w:sz="4"/>
               <w:left w:val="single" w:color="C9D3DF" w:sz="4"/>
@@ -4012,7 +4012,7 @@
                 <w:sz w:val="17"/>
                 <w:szCs w:val="17"/>
               </w:rPr>
-              <w:t xml:space="preserve">UX·품질 검증·최종 검수 — 사용자 시나리오, 화면·흐름 검토, 기능 테스트(11번), 노트북·휴대폰 전체 검수 후 UX/UI 개선(10/5), 배포·Streamlit Secrets(API 키·메일 발송 계정) 관리, 시연동영상·발표자료 제작·발표</w:t>
+              <w:t xml:space="preserve">UX·품질 검증·최종 검수 — 사용자 시나리오, 화면·흐름 검토, 기능 테스트(11번), 노트북·휴대폰 전체 검수 후 UX/UI 개선(10/5), 배포·Streamlit Secrets(API 키·메일 발송 계정) 관리, 시연동영상·발표자료 최종 편집·발표</w:t>
             </w:r>
           </w:p>
         </w:tc>
@@ -4144,7 +4144,7 @@
                 <w:sz w:val="17"/>
                 <w:szCs w:val="17"/>
               </w:rPr>
-              <w:t xml:space="preserve">자료 검수·테스트·화면 점검 — 데이터 공식 URL·조건·확인일 대조, 체크리스트로 PC·휴대폰 테스트(2번)·개선 리포트, 실사용자 섭외(4명)</w:t>
+              <w:t xml:space="preserve">자료 검수·테스트·화면 점검 — 데이터 공식 URL·조건·확인일 대조, 체크리스트로 PC·휴대폰 테스트(2번)·개선 리포트, 실사용자 섭외(4명), 시연동영상 녹화·발표자료 제작(10/5)</w:t>
             </w:r>
           </w:p>
         </w:tc>

--- a/deliverables/submission/오이소창원_참가신청서_최종수정본_20261005.docx
+++ b/deliverables/submission/오이소창원_참가신청서_최종수정본_20261005.docx
@@ -1148,7 +1148,7 @@
                 <w:sz w:val="17"/>
                 <w:szCs w:val="17"/>
               </w:rPr>
-              <w:t xml:space="preserve">지역말은 핵심 30개 + 공식 출처 확장 사전 2,223개에서 문헌 기준 뜻, 사전 밖은 짐작하지 않음 / 한 문장 질문은 GPT-4.1 mini가 도구 5개를 골라 답하고 연락처·링크를 검증</w:t>
+              <w:t xml:space="preserve">지역말은 핵심 30개 + 공식 출처 확장 사전 2,151개에서 문헌 기준 뜻, 사전 밖은 짐작하지 않음 / 한 문장 질문은 GPT-4.1 mini가 도구 5개를 골라 답하고 연락처·링크를 검증</w:t>
             </w:r>
           </w:p>
         </w:tc>
@@ -1574,7 +1574,7 @@
               </w:rPr>
               <w:t xml:space="preserve">■ 아니오(Streamlit Community Cloud 무료 배포: </w:t>
             </w:r>
-            <w:hyperlink w:history="1" r:id="rId-wjsgagzakxxei13i3wng">
+            <w:hyperlink w:history="1" r:id="rIdlo-mvi_2m-k7plrnz-kwv">
               <w:r>
                 <w:rPr>
                   <w:rStyle w:val="Hyperlink"/>
@@ -1640,7 +1640,7 @@
           <w:sz w:val="19"/>
           <w:szCs w:val="19"/>
         </w:rPr>
-        <w:t xml:space="preserve"> 자유 대화형 챗봇이 아니라 정착 과정을 관리하는 도구 기반 AI Agent로 구현했습니다. 정책 자격 판정은 생성형 AI가 아니라 Python 규칙 엔진이 하고, AI는 질문의 목표를 인식해 도구(get_my_situation·search_policies·search_activities·lookup_dialect·find_complaint_channel)를 고르고 결과를 쉬운 문장으로 설명합니다. 답 속 연락처·링크는 검증 DB와 대조해 틀리면 다시 쓰고, 실패하면 규칙 기반 안내로 바꿉니다. 데이터는 팀이 공식 출처에서 모아 검증한 JSON(정책 24·할 일 26·생활 정보 60·지역말 2,253·접수 창구 6단계)이고, 체크·메모·이메일 신청은 SQLite에 저장합니다.</w:t>
+        <w:t xml:space="preserve"> 자유 대화형 챗봇이 아니라 정착 과정을 관리하는 도구 기반 AI Agent로 구현했습니다. 정책 자격 판정은 생성형 AI가 아니라 Python 규칙 엔진이 하고, AI는 질문의 목표를 인식해 도구(get_my_situation·search_policies·search_activities·lookup_dialect·find_complaint_channel)를 고르고 결과를 쉬운 문장으로 설명합니다. 답 속 연락처·링크는 검증 DB와 대조해 틀리면 다시 쓰고, 실패하면 규칙 기반 안내로 바꿉니다. 데이터는 팀이 공식 출처에서 모아 검증한 JSON(정책 24·할 일 26·생활 정보 60·지역말 2,181·접수 창구 6단계)이고, 체크·메모·이메일 신청은 SQLite에 저장합니다.</w:t>
       </w:r>
     </w:p>
     <w:tbl>
@@ -2588,7 +2588,7 @@
                 <w:sz w:val="17"/>
                 <w:szCs w:val="17"/>
               </w:rPr>
-              <w:t xml:space="preserve">핵심 30 + 공식 출처 확장 2,223개, 문헌 기준 뜻만 사용하고 사전 밖은 짐작하지 않음</w:t>
+              <w:t xml:space="preserve">핵심 30 + 공식 출처 확장 2,151개, 문헌 기준 뜻만 사용하고 사전 밖은 짐작하지 않음</w:t>
             </w:r>
           </w:p>
         </w:tc>
@@ -2809,9 +2809,9 @@
       </w:tblPr>
       <w:tblGrid>
         <w:gridCol w:w="2460"/>
-        <w:gridCol w:w="2402"/>
-        <w:gridCol w:w="3210"/>
-        <w:gridCol w:w="2132"/>
+        <w:gridCol w:w="2405"/>
+        <w:gridCol w:w="3205"/>
+        <w:gridCol w:w="2134"/>
       </w:tblGrid>
       <w:tr>
         <w:trPr>
@@ -2854,7 +2854,7 @@
         </w:tc>
         <w:tc>
           <w:tcPr>
-            <w:tcW w:type="dxa" w:w="2402"/>
+            <w:tcW w:type="dxa" w:w="2405"/>
             <w:tcBorders>
               <w:top w:val="single" w:color="C9D3DF" w:sz="4"/>
               <w:left w:val="single" w:color="C9D3DF" w:sz="4"/>
@@ -2888,7 +2888,7 @@
         </w:tc>
         <w:tc>
           <w:tcPr>
-            <w:tcW w:type="dxa" w:w="3210"/>
+            <w:tcW w:type="dxa" w:w="3205"/>
             <w:tcBorders>
               <w:top w:val="single" w:color="C9D3DF" w:sz="4"/>
               <w:left w:val="single" w:color="C9D3DF" w:sz="4"/>
@@ -2922,7 +2922,7 @@
         </w:tc>
         <w:tc>
           <w:tcPr>
-            <w:tcW w:type="dxa" w:w="2132"/>
+            <w:tcW w:type="dxa" w:w="2134"/>
             <w:tcBorders>
               <w:top w:val="single" w:color="C9D3DF" w:sz="4"/>
               <w:left w:val="single" w:color="C9D3DF" w:sz="4"/>
@@ -2992,7 +2992,7 @@
         </w:tc>
         <w:tc>
           <w:tcPr>
-            <w:tcW w:type="dxa" w:w="2402"/>
+            <w:tcW w:type="dxa" w:w="2405"/>
             <w:tcBorders>
               <w:top w:val="single" w:color="C9D3DF" w:sz="4"/>
               <w:left w:val="single" w:color="C9D3DF" w:sz="4"/>
@@ -3022,7 +3022,7 @@
         </w:tc>
         <w:tc>
           <w:tcPr>
-            <w:tcW w:type="dxa" w:w="3210"/>
+            <w:tcW w:type="dxa" w:w="3205"/>
             <w:tcBorders>
               <w:top w:val="single" w:color="C9D3DF" w:sz="4"/>
               <w:left w:val="single" w:color="C9D3DF" w:sz="4"/>
@@ -3052,7 +3052,7 @@
         </w:tc>
         <w:tc>
           <w:tcPr>
-            <w:tcW w:type="dxa" w:w="2132"/>
+            <w:tcW w:type="dxa" w:w="2134"/>
             <w:tcBorders>
               <w:top w:val="single" w:color="C9D3DF" w:sz="4"/>
               <w:left w:val="single" w:color="C9D3DF" w:sz="4"/>
@@ -3118,7 +3118,7 @@
         </w:tc>
         <w:tc>
           <w:tcPr>
-            <w:tcW w:type="dxa" w:w="2402"/>
+            <w:tcW w:type="dxa" w:w="2405"/>
             <w:tcBorders>
               <w:top w:val="single" w:color="C9D3DF" w:sz="4"/>
               <w:left w:val="single" w:color="C9D3DF" w:sz="4"/>
@@ -3148,7 +3148,7 @@
         </w:tc>
         <w:tc>
           <w:tcPr>
-            <w:tcW w:type="dxa" w:w="3210"/>
+            <w:tcW w:type="dxa" w:w="3205"/>
             <w:tcBorders>
               <w:top w:val="single" w:color="C9D3DF" w:sz="4"/>
               <w:left w:val="single" w:color="C9D3DF" w:sz="4"/>
@@ -3178,7 +3178,7 @@
         </w:tc>
         <w:tc>
           <w:tcPr>
-            <w:tcW w:type="dxa" w:w="2132"/>
+            <w:tcW w:type="dxa" w:w="2134"/>
             <w:tcBorders>
               <w:top w:val="single" w:color="C9D3DF" w:sz="4"/>
               <w:left w:val="single" w:color="C9D3DF" w:sz="4"/>
@@ -3244,7 +3244,7 @@
         </w:tc>
         <w:tc>
           <w:tcPr>
-            <w:tcW w:type="dxa" w:w="2402"/>
+            <w:tcW w:type="dxa" w:w="2405"/>
             <w:tcBorders>
               <w:top w:val="single" w:color="C9D3DF" w:sz="4"/>
               <w:left w:val="single" w:color="C9D3DF" w:sz="4"/>
@@ -3274,7 +3274,7 @@
         </w:tc>
         <w:tc>
           <w:tcPr>
-            <w:tcW w:type="dxa" w:w="3210"/>
+            <w:tcW w:type="dxa" w:w="3205"/>
             <w:tcBorders>
               <w:top w:val="single" w:color="C9D3DF" w:sz="4"/>
               <w:left w:val="single" w:color="C9D3DF" w:sz="4"/>
@@ -3304,7 +3304,7 @@
         </w:tc>
         <w:tc>
           <w:tcPr>
-            <w:tcW w:type="dxa" w:w="2132"/>
+            <w:tcW w:type="dxa" w:w="2134"/>
             <w:tcBorders>
               <w:top w:val="single" w:color="C9D3DF" w:sz="4"/>
               <w:left w:val="single" w:color="C9D3DF" w:sz="4"/>
@@ -3370,7 +3370,7 @@
         </w:tc>
         <w:tc>
           <w:tcPr>
-            <w:tcW w:type="dxa" w:w="2402"/>
+            <w:tcW w:type="dxa" w:w="2405"/>
             <w:tcBorders>
               <w:top w:val="single" w:color="C9D3DF" w:sz="4"/>
               <w:left w:val="single" w:color="C9D3DF" w:sz="4"/>
@@ -3400,7 +3400,7 @@
         </w:tc>
         <w:tc>
           <w:tcPr>
-            <w:tcW w:type="dxa" w:w="3210"/>
+            <w:tcW w:type="dxa" w:w="3205"/>
             <w:tcBorders>
               <w:top w:val="single" w:color="C9D3DF" w:sz="4"/>
               <w:left w:val="single" w:color="C9D3DF" w:sz="4"/>
@@ -3430,7 +3430,7 @@
         </w:tc>
         <w:tc>
           <w:tcPr>
-            <w:tcW w:type="dxa" w:w="2132"/>
+            <w:tcW w:type="dxa" w:w="2134"/>
             <w:tcBorders>
               <w:top w:val="single" w:color="C9D3DF" w:sz="4"/>
               <w:left w:val="single" w:color="C9D3DF" w:sz="4"/>
@@ -3496,7 +3496,7 @@
         </w:tc>
         <w:tc>
           <w:tcPr>
-            <w:tcW w:type="dxa" w:w="2402"/>
+            <w:tcW w:type="dxa" w:w="2405"/>
             <w:tcBorders>
               <w:top w:val="single" w:color="C9D3DF" w:sz="4"/>
               <w:left w:val="single" w:color="C9D3DF" w:sz="4"/>
@@ -3526,37 +3526,37 @@
         </w:tc>
         <w:tc>
           <w:tcPr>
-            <w:tcW w:type="dxa" w:w="3210"/>
-            <w:tcBorders>
-              <w:top w:val="single" w:color="C9D3DF" w:sz="4"/>
-              <w:left w:val="single" w:color="C9D3DF" w:sz="4"/>
-              <w:bottom w:val="single" w:color="C9D3DF" w:sz="4"/>
-              <w:right w:val="single" w:color="C9D3DF" w:sz="4"/>
-            </w:tcBorders>
-            <w:tcMar>
-              <w:top w:type="dxa" w:w="50"/>
-              <w:left w:type="dxa" w:w="80"/>
-              <w:bottom w:type="dxa" w:w="50"/>
-              <w:right w:type="dxa" w:w="80"/>
-            </w:tcMar>
-          </w:tcPr>
-          <w:p>
-            <w:pPr>
-              <w:jc w:val="left"/>
-            </w:pPr>
-            <w:r>
-              <w:rPr>
-                <w:rFonts w:ascii="Malgun Gothic" w:cs="Malgun Gothic" w:eastAsia="Malgun Gothic" w:hAnsi="Malgun Gothic"/>
-                <w:sz w:val="17"/>
-                <w:szCs w:val="17"/>
-              </w:rPr>
-              <w:t xml:space="preserve">짐작하지 않고 “별도 확인 필요” + 국립국어원 우리말샘 링크</w:t>
-            </w:r>
-          </w:p>
-        </w:tc>
-        <w:tc>
-          <w:tcPr>
-            <w:tcW w:type="dxa" w:w="2132"/>
+            <w:tcW w:type="dxa" w:w="3205"/>
+            <w:tcBorders>
+              <w:top w:val="single" w:color="C9D3DF" w:sz="4"/>
+              <w:left w:val="single" w:color="C9D3DF" w:sz="4"/>
+              <w:bottom w:val="single" w:color="C9D3DF" w:sz="4"/>
+              <w:right w:val="single" w:color="C9D3DF" w:sz="4"/>
+            </w:tcBorders>
+            <w:tcMar>
+              <w:top w:type="dxa" w:w="50"/>
+              <w:left w:type="dxa" w:w="80"/>
+              <w:bottom w:type="dxa" w:w="50"/>
+              <w:right w:type="dxa" w:w="80"/>
+            </w:tcMar>
+          </w:tcPr>
+          <w:p>
+            <w:pPr>
+              <w:jc w:val="left"/>
+            </w:pPr>
+            <w:r>
+              <w:rPr>
+                <w:rFonts w:ascii="Malgun Gothic" w:cs="Malgun Gothic" w:eastAsia="Malgun Gothic" w:hAnsi="Malgun Gothic"/>
+                <w:sz w:val="17"/>
+                <w:szCs w:val="17"/>
+              </w:rPr>
+              <w:t xml:space="preserve">짐작하지 않고 “별도 확인 필요” (뜻을 짐작하지 않음)</w:t>
+            </w:r>
+          </w:p>
+        </w:tc>
+        <w:tc>
+          <w:tcPr>
+            <w:tcW w:type="dxa" w:w="2134"/>
             <w:tcBorders>
               <w:top w:val="single" w:color="C9D3DF" w:sz="4"/>
               <w:left w:val="single" w:color="C9D3DF" w:sz="4"/>
@@ -3622,7 +3622,7 @@
         </w:tc>
         <w:tc>
           <w:tcPr>
-            <w:tcW w:type="dxa" w:w="2402"/>
+            <w:tcW w:type="dxa" w:w="2405"/>
             <w:tcBorders>
               <w:top w:val="single" w:color="C9D3DF" w:sz="4"/>
               <w:left w:val="single" w:color="C9D3DF" w:sz="4"/>
@@ -3652,7 +3652,7 @@
         </w:tc>
         <w:tc>
           <w:tcPr>
-            <w:tcW w:type="dxa" w:w="3210"/>
+            <w:tcW w:type="dxa" w:w="3205"/>
             <w:tcBorders>
               <w:top w:val="single" w:color="C9D3DF" w:sz="4"/>
               <w:left w:val="single" w:color="C9D3DF" w:sz="4"/>
@@ -3682,7 +3682,7 @@
         </w:tc>
         <w:tc>
           <w:tcPr>
-            <w:tcW w:type="dxa" w:w="2132"/>
+            <w:tcW w:type="dxa" w:w="2134"/>
             <w:tcBorders>
               <w:top w:val="single" w:color="C9D3DF" w:sz="4"/>
               <w:left w:val="single" w:color="C9D3DF" w:sz="4"/>
@@ -3748,7 +3748,7 @@
         </w:tc>
         <w:tc>
           <w:tcPr>
-            <w:tcW w:type="dxa" w:w="2402"/>
+            <w:tcW w:type="dxa" w:w="2405"/>
             <w:tcBorders>
               <w:top w:val="single" w:color="C9D3DF" w:sz="4"/>
               <w:left w:val="single" w:color="C9D3DF" w:sz="4"/>
@@ -3778,7 +3778,7 @@
         </w:tc>
         <w:tc>
           <w:tcPr>
-            <w:tcW w:type="dxa" w:w="3210"/>
+            <w:tcW w:type="dxa" w:w="3205"/>
             <w:tcBorders>
               <w:top w:val="single" w:color="C9D3DF" w:sz="4"/>
               <w:left w:val="single" w:color="C9D3DF" w:sz="4"/>
@@ -3808,7 +3808,7 @@
         </w:tc>
         <w:tc>
           <w:tcPr>
-            <w:tcW w:type="dxa" w:w="2132"/>
+            <w:tcW w:type="dxa" w:w="2134"/>
             <w:tcBorders>
               <w:top w:val="single" w:color="C9D3DF" w:sz="4"/>
               <w:left w:val="single" w:color="C9D3DF" w:sz="4"/>

--- a/deliverables/submission/오이소창원_참가신청서_최종수정본_20261005.docx
+++ b/deliverables/submission/오이소창원_참가신청서_최종수정본_20261005.docx
@@ -1148,7 +1148,7 @@
                 <w:sz w:val="17"/>
                 <w:szCs w:val="17"/>
               </w:rPr>
-              <w:t xml:space="preserve">지역말은 핵심 30개 + 공식 출처 확장 사전 2,151개에서 문헌 기준 뜻, 사전 밖은 짐작하지 않음 / 한 문장 질문은 GPT-4.1 mini가 도구 5개를 골라 답하고 연락처·링크를 검증</w:t>
+              <w:t xml:space="preserve">지역말은 핵심 30개 + 공식 출처 확장 사전 2,223개에서 문헌 기준 뜻, 사전 밖은 짐작하지 않음 / 한 문장 질문은 GPT-4.1 mini가 도구 5개를 골라 답하고 연락처·링크를 검증</w:t>
             </w:r>
           </w:p>
         </w:tc>
@@ -1574,7 +1574,7 @@
               </w:rPr>
               <w:t xml:space="preserve">■ 아니오(Streamlit Community Cloud 무료 배포: </w:t>
             </w:r>
-            <w:hyperlink w:history="1" r:id="rIdlo-mvi_2m-k7plrnz-kwv">
+            <w:hyperlink w:history="1" r:id="rIdgwv_ookksxcfzeltv2vyl">
               <w:r>
                 <w:rPr>
                   <w:rStyle w:val="Hyperlink"/>
@@ -1640,7 +1640,7 @@
           <w:sz w:val="19"/>
           <w:szCs w:val="19"/>
         </w:rPr>
-        <w:t xml:space="preserve"> 자유 대화형 챗봇이 아니라 정착 과정을 관리하는 도구 기반 AI Agent로 구현했습니다. 정책 자격 판정은 생성형 AI가 아니라 Python 규칙 엔진이 하고, AI는 질문의 목표를 인식해 도구(get_my_situation·search_policies·search_activities·lookup_dialect·find_complaint_channel)를 고르고 결과를 쉬운 문장으로 설명합니다. 답 속 연락처·링크는 검증 DB와 대조해 틀리면 다시 쓰고, 실패하면 규칙 기반 안내로 바꿉니다. 데이터는 팀이 공식 출처에서 모아 검증한 JSON(정책 24·할 일 26·생활 정보 60·지역말 2,181·접수 창구 6단계)이고, 체크·메모·이메일 신청은 SQLite에 저장합니다.</w:t>
+        <w:t xml:space="preserve"> 자유 대화형 챗봇이 아니라 정착 과정을 관리하는 도구 기반 AI Agent로 구현했습니다. 정책 자격 판정은 생성형 AI가 아니라 Python 규칙 엔진이 하고, AI는 질문의 목표를 인식해 도구(get_my_situation·search_policies·search_activities·lookup_dialect·find_complaint_channel)를 고르고 결과를 쉬운 문장으로 설명합니다. 답 속 연락처·링크는 검증 DB와 대조해 틀리면 다시 쓰고, 실패하면 규칙 기반 안내로 바꿉니다. 데이터는 팀이 공식 출처에서 모아 검증한 JSON(정책 24·할 일 26·생활 정보 60·지역말 2,253·접수 창구 6단계)이고, 체크·메모·이메일 신청은 SQLite에 저장합니다.</w:t>
       </w:r>
     </w:p>
     <w:tbl>
@@ -2588,7 +2588,7 @@
                 <w:sz w:val="17"/>
                 <w:szCs w:val="17"/>
               </w:rPr>
-              <w:t xml:space="preserve">핵심 30 + 공식 출처 확장 2,151개, 문헌 기준 뜻만 사용하고 사전 밖은 짐작하지 않음</w:t>
+              <w:t xml:space="preserve">핵심 30 + 공식 출처 확장 2,223개, 문헌 기준 뜻만 사용하고 사전 밖은 짐작하지 않음</w:t>
             </w:r>
           </w:p>
         </w:tc>

--- a/deliverables/submission/오이소창원_참가신청서_최종수정본_20261005.docx
+++ b/deliverables/submission/오이소창원_참가신청서_최종수정본_20261005.docx
@@ -1574,7 +1574,7 @@
               </w:rPr>
               <w:t xml:space="preserve">■ 아니오(Streamlit Community Cloud 무료 배포: </w:t>
             </w:r>
-            <w:hyperlink w:history="1" r:id="rIdgwv_ookksxcfzeltv2vyl">
+            <w:hyperlink w:history="1" r:id="rIdd-3uqlssrzk8iew6c8mpe">
               <w:r>
                 <w:rPr>
                   <w:rStyle w:val="Hyperlink"/>
@@ -2809,9 +2809,9 @@
       </w:tblPr>
       <w:tblGrid>
         <w:gridCol w:w="2460"/>
-        <w:gridCol w:w="2405"/>
-        <w:gridCol w:w="3205"/>
-        <w:gridCol w:w="2134"/>
+        <w:gridCol w:w="2357"/>
+        <w:gridCol w:w="3296"/>
+        <w:gridCol w:w="2091"/>
       </w:tblGrid>
       <w:tr>
         <w:trPr>
@@ -2854,7 +2854,7 @@
         </w:tc>
         <w:tc>
           <w:tcPr>
-            <w:tcW w:type="dxa" w:w="2405"/>
+            <w:tcW w:type="dxa" w:w="2357"/>
             <w:tcBorders>
               <w:top w:val="single" w:color="C9D3DF" w:sz="4"/>
               <w:left w:val="single" w:color="C9D3DF" w:sz="4"/>
@@ -2888,7 +2888,7 @@
         </w:tc>
         <w:tc>
           <w:tcPr>
-            <w:tcW w:type="dxa" w:w="3205"/>
+            <w:tcW w:type="dxa" w:w="3296"/>
             <w:tcBorders>
               <w:top w:val="single" w:color="C9D3DF" w:sz="4"/>
               <w:left w:val="single" w:color="C9D3DF" w:sz="4"/>
@@ -2922,7 +2922,7 @@
         </w:tc>
         <w:tc>
           <w:tcPr>
-            <w:tcW w:type="dxa" w:w="2134"/>
+            <w:tcW w:type="dxa" w:w="2091"/>
             <w:tcBorders>
               <w:top w:val="single" w:color="C9D3DF" w:sz="4"/>
               <w:left w:val="single" w:color="C9D3DF" w:sz="4"/>
@@ -2992,7 +2992,7 @@
         </w:tc>
         <w:tc>
           <w:tcPr>
-            <w:tcW w:type="dxa" w:w="2405"/>
+            <w:tcW w:type="dxa" w:w="2357"/>
             <w:tcBorders>
               <w:top w:val="single" w:color="C9D3DF" w:sz="4"/>
               <w:left w:val="single" w:color="C9D3DF" w:sz="4"/>
@@ -3022,7 +3022,7 @@
         </w:tc>
         <w:tc>
           <w:tcPr>
-            <w:tcW w:type="dxa" w:w="3205"/>
+            <w:tcW w:type="dxa" w:w="3296"/>
             <w:tcBorders>
               <w:top w:val="single" w:color="C9D3DF" w:sz="4"/>
               <w:left w:val="single" w:color="C9D3DF" w:sz="4"/>
@@ -3052,7 +3052,7 @@
         </w:tc>
         <w:tc>
           <w:tcPr>
-            <w:tcW w:type="dxa" w:w="2134"/>
+            <w:tcW w:type="dxa" w:w="2091"/>
             <w:tcBorders>
               <w:top w:val="single" w:color="C9D3DF" w:sz="4"/>
               <w:left w:val="single" w:color="C9D3DF" w:sz="4"/>
@@ -3118,7 +3118,7 @@
         </w:tc>
         <w:tc>
           <w:tcPr>
-            <w:tcW w:type="dxa" w:w="2405"/>
+            <w:tcW w:type="dxa" w:w="2357"/>
             <w:tcBorders>
               <w:top w:val="single" w:color="C9D3DF" w:sz="4"/>
               <w:left w:val="single" w:color="C9D3DF" w:sz="4"/>
@@ -3148,7 +3148,7 @@
         </w:tc>
         <w:tc>
           <w:tcPr>
-            <w:tcW w:type="dxa" w:w="3205"/>
+            <w:tcW w:type="dxa" w:w="3296"/>
             <w:tcBorders>
               <w:top w:val="single" w:color="C9D3DF" w:sz="4"/>
               <w:left w:val="single" w:color="C9D3DF" w:sz="4"/>
@@ -3178,7 +3178,7 @@
         </w:tc>
         <w:tc>
           <w:tcPr>
-            <w:tcW w:type="dxa" w:w="2134"/>
+            <w:tcW w:type="dxa" w:w="2091"/>
             <w:tcBorders>
               <w:top w:val="single" w:color="C9D3DF" w:sz="4"/>
               <w:left w:val="single" w:color="C9D3DF" w:sz="4"/>
@@ -3244,7 +3244,7 @@
         </w:tc>
         <w:tc>
           <w:tcPr>
-            <w:tcW w:type="dxa" w:w="2405"/>
+            <w:tcW w:type="dxa" w:w="2357"/>
             <w:tcBorders>
               <w:top w:val="single" w:color="C9D3DF" w:sz="4"/>
               <w:left w:val="single" w:color="C9D3DF" w:sz="4"/>
@@ -3274,7 +3274,7 @@
         </w:tc>
         <w:tc>
           <w:tcPr>
-            <w:tcW w:type="dxa" w:w="3205"/>
+            <w:tcW w:type="dxa" w:w="3296"/>
             <w:tcBorders>
               <w:top w:val="single" w:color="C9D3DF" w:sz="4"/>
               <w:left w:val="single" w:color="C9D3DF" w:sz="4"/>
@@ -3304,7 +3304,7 @@
         </w:tc>
         <w:tc>
           <w:tcPr>
-            <w:tcW w:type="dxa" w:w="2134"/>
+            <w:tcW w:type="dxa" w:w="2091"/>
             <w:tcBorders>
               <w:top w:val="single" w:color="C9D3DF" w:sz="4"/>
               <w:left w:val="single" w:color="C9D3DF" w:sz="4"/>
@@ -3370,7 +3370,7 @@
         </w:tc>
         <w:tc>
           <w:tcPr>
-            <w:tcW w:type="dxa" w:w="2405"/>
+            <w:tcW w:type="dxa" w:w="2357"/>
             <w:tcBorders>
               <w:top w:val="single" w:color="C9D3DF" w:sz="4"/>
               <w:left w:val="single" w:color="C9D3DF" w:sz="4"/>
@@ -3400,7 +3400,7 @@
         </w:tc>
         <w:tc>
           <w:tcPr>
-            <w:tcW w:type="dxa" w:w="3205"/>
+            <w:tcW w:type="dxa" w:w="3296"/>
             <w:tcBorders>
               <w:top w:val="single" w:color="C9D3DF" w:sz="4"/>
               <w:left w:val="single" w:color="C9D3DF" w:sz="4"/>
@@ -3430,7 +3430,7 @@
         </w:tc>
         <w:tc>
           <w:tcPr>
-            <w:tcW w:type="dxa" w:w="2134"/>
+            <w:tcW w:type="dxa" w:w="2091"/>
             <w:tcBorders>
               <w:top w:val="single" w:color="C9D3DF" w:sz="4"/>
               <w:left w:val="single" w:color="C9D3DF" w:sz="4"/>
@@ -3496,7 +3496,7 @@
         </w:tc>
         <w:tc>
           <w:tcPr>
-            <w:tcW w:type="dxa" w:w="2405"/>
+            <w:tcW w:type="dxa" w:w="2357"/>
             <w:tcBorders>
               <w:top w:val="single" w:color="C9D3DF" w:sz="4"/>
               <w:left w:val="single" w:color="C9D3DF" w:sz="4"/>
@@ -3526,37 +3526,37 @@
         </w:tc>
         <w:tc>
           <w:tcPr>
-            <w:tcW w:type="dxa" w:w="3205"/>
-            <w:tcBorders>
-              <w:top w:val="single" w:color="C9D3DF" w:sz="4"/>
-              <w:left w:val="single" w:color="C9D3DF" w:sz="4"/>
-              <w:bottom w:val="single" w:color="C9D3DF" w:sz="4"/>
-              <w:right w:val="single" w:color="C9D3DF" w:sz="4"/>
-            </w:tcBorders>
-            <w:tcMar>
-              <w:top w:type="dxa" w:w="50"/>
-              <w:left w:type="dxa" w:w="80"/>
-              <w:bottom w:type="dxa" w:w="50"/>
-              <w:right w:type="dxa" w:w="80"/>
-            </w:tcMar>
-          </w:tcPr>
-          <w:p>
-            <w:pPr>
-              <w:jc w:val="left"/>
-            </w:pPr>
-            <w:r>
-              <w:rPr>
-                <w:rFonts w:ascii="Malgun Gothic" w:cs="Malgun Gothic" w:eastAsia="Malgun Gothic" w:hAnsi="Malgun Gothic"/>
-                <w:sz w:val="17"/>
-                <w:szCs w:val="17"/>
-              </w:rPr>
-              <w:t xml:space="preserve">짐작하지 않고 “별도 확인 필요” (뜻을 짐작하지 않음)</w:t>
-            </w:r>
-          </w:p>
-        </w:tc>
-        <w:tc>
-          <w:tcPr>
-            <w:tcW w:type="dxa" w:w="2134"/>
+            <w:tcW w:type="dxa" w:w="3296"/>
+            <w:tcBorders>
+              <w:top w:val="single" w:color="C9D3DF" w:sz="4"/>
+              <w:left w:val="single" w:color="C9D3DF" w:sz="4"/>
+              <w:bottom w:val="single" w:color="C9D3DF" w:sz="4"/>
+              <w:right w:val="single" w:color="C9D3DF" w:sz="4"/>
+            </w:tcBorders>
+            <w:tcMar>
+              <w:top w:type="dxa" w:w="50"/>
+              <w:left w:type="dxa" w:w="80"/>
+              <w:bottom w:type="dxa" w:w="50"/>
+              <w:right w:type="dxa" w:w="80"/>
+            </w:tcMar>
+          </w:tcPr>
+          <w:p>
+            <w:pPr>
+              <w:jc w:val="left"/>
+            </w:pPr>
+            <w:r>
+              <w:rPr>
+                <w:rFonts w:ascii="Malgun Gothic" w:cs="Malgun Gothic" w:eastAsia="Malgun Gothic" w:hAnsi="Malgun Gothic"/>
+                <w:sz w:val="17"/>
+                <w:szCs w:val="17"/>
+              </w:rPr>
+              <w:t xml:space="preserve">LLM(GPT-4.1 mini)이 질문을 이해해 지역말 사전 도구로 찾고 답을 작성하되, 사전에 없는 말은 뜻을 지어내지 않고 “별도 확인 필요”로 안내</w:t>
+            </w:r>
+          </w:p>
+        </w:tc>
+        <w:tc>
+          <w:tcPr>
+            <w:tcW w:type="dxa" w:w="2091"/>
             <w:tcBorders>
               <w:top w:val="single" w:color="C9D3DF" w:sz="4"/>
               <w:left w:val="single" w:color="C9D3DF" w:sz="4"/>
@@ -3622,7 +3622,7 @@
         </w:tc>
         <w:tc>
           <w:tcPr>
-            <w:tcW w:type="dxa" w:w="2405"/>
+            <w:tcW w:type="dxa" w:w="2357"/>
             <w:tcBorders>
               <w:top w:val="single" w:color="C9D3DF" w:sz="4"/>
               <w:left w:val="single" w:color="C9D3DF" w:sz="4"/>
@@ -3652,7 +3652,7 @@
         </w:tc>
         <w:tc>
           <w:tcPr>
-            <w:tcW w:type="dxa" w:w="3205"/>
+            <w:tcW w:type="dxa" w:w="3296"/>
             <w:tcBorders>
               <w:top w:val="single" w:color="C9D3DF" w:sz="4"/>
               <w:left w:val="single" w:color="C9D3DF" w:sz="4"/>
@@ -3682,7 +3682,7 @@
         </w:tc>
         <w:tc>
           <w:tcPr>
-            <w:tcW w:type="dxa" w:w="2134"/>
+            <w:tcW w:type="dxa" w:w="2091"/>
             <w:tcBorders>
               <w:top w:val="single" w:color="C9D3DF" w:sz="4"/>
               <w:left w:val="single" w:color="C9D3DF" w:sz="4"/>
@@ -3748,7 +3748,7 @@
         </w:tc>
         <w:tc>
           <w:tcPr>
-            <w:tcW w:type="dxa" w:w="2405"/>
+            <w:tcW w:type="dxa" w:w="2357"/>
             <w:tcBorders>
               <w:top w:val="single" w:color="C9D3DF" w:sz="4"/>
               <w:left w:val="single" w:color="C9D3DF" w:sz="4"/>
@@ -3778,7 +3778,7 @@
         </w:tc>
         <w:tc>
           <w:tcPr>
-            <w:tcW w:type="dxa" w:w="3205"/>
+            <w:tcW w:type="dxa" w:w="3296"/>
             <w:tcBorders>
               <w:top w:val="single" w:color="C9D3DF" w:sz="4"/>
               <w:left w:val="single" w:color="C9D3DF" w:sz="4"/>
@@ -3808,7 +3808,7 @@
         </w:tc>
         <w:tc>
           <w:tcPr>
-            <w:tcW w:type="dxa" w:w="2134"/>
+            <w:tcW w:type="dxa" w:w="2091"/>
             <w:tcBorders>
               <w:top w:val="single" w:color="C9D3DF" w:sz="4"/>
               <w:left w:val="single" w:color="C9D3DF" w:sz="4"/>
@@ -4012,7 +4012,7 @@
                 <w:sz w:val="17"/>
                 <w:szCs w:val="17"/>
               </w:rPr>
-              <w:t xml:space="preserve">UX·품질 검증·최종 검수 — 사용자 시나리오, 화면·흐름 검토, 기능 테스트(11번), 노트북·휴대폰 전체 검수 후 UX/UI 개선(10/5), 배포·Streamlit Secrets(API 키·메일 발송 계정) 관리, 시연동영상·발표자료 최종 편집·발표</w:t>
+              <w:t xml:space="preserve">UX/UI·품질 검증·최종 검수 — 사용자 시나리오, 화면·흐름 검토, 기능 테스트(11번), 노트북·휴대폰 전체 검수 후 UX/UI 개선(10/5), 배포·Streamlit Secrets(API 키·메일 발송 계정) 관리, 시연동영상·발표자료 최종 편집·발표</w:t>
             </w:r>
           </w:p>
         </w:tc>

--- a/deliverables/submission/오이소창원_참가신청서_최종수정본_20261005.docx
+++ b/deliverables/submission/오이소창원_참가신청서_최종수정본_20261005.docx
@@ -1374,7 +1374,7 @@
                 <w:sz w:val="17"/>
                 <w:szCs w:val="17"/>
               </w:rPr>
-              <w:t xml:space="preserve">■ GPT(OpenAI GPT-4.1 mini — 앱 안 도구 호출·답 문장 작성) · 개발 보조: Claude Opus 5.5(추론 수준 중간)·GPT·ChatGPT(GPT-5.6 Sol)·OpenAI Codex·ChatGPT(GPT 솔라이트 6.1)(코드·문서·UX/UI 작업·팀 자체 점검 보조, 팀 검수)</w:t>
+              <w:t xml:space="preserve">■ GPT(OpenAI GPT-4.1 mini — 앱 안 도구 호출·답 문장 작성) · 개발 보조: Claude Opus 5.5(추론 수준 중간)·GPT·ChatGPT(GPT-5.6 Sol)·ChatGPT 아스트라(Codex)·ChatGPT(GPT 솔라이트 6.1)(코드·문서·UX/UI 작업·팀 자체 점검 보조, 팀 검수)</w:t>
             </w:r>
           </w:p>
         </w:tc>
@@ -1574,7 +1574,7 @@
               </w:rPr>
               <w:t xml:space="preserve">■ 아니오(Streamlit Community Cloud 무료 배포: </w:t>
             </w:r>
-            <w:hyperlink w:history="1" r:id="rIdd-3uqlssrzk8iew6c8mpe">
+            <w:hyperlink w:history="1" r:id="rIdf0wwguxlwdbuzvdaf75ce">
               <w:r>
                 <w:rPr>
                   <w:rStyle w:val="Hyperlink"/>
@@ -2809,9 +2809,9 @@
       </w:tblPr>
       <w:tblGrid>
         <w:gridCol w:w="2460"/>
-        <w:gridCol w:w="2357"/>
-        <w:gridCol w:w="3296"/>
-        <w:gridCol w:w="2091"/>
+        <w:gridCol w:w="2329"/>
+        <w:gridCol w:w="3349"/>
+        <w:gridCol w:w="2066"/>
       </w:tblGrid>
       <w:tr>
         <w:trPr>
@@ -2854,7 +2854,7 @@
         </w:tc>
         <w:tc>
           <w:tcPr>
-            <w:tcW w:type="dxa" w:w="2357"/>
+            <w:tcW w:type="dxa" w:w="2329"/>
             <w:tcBorders>
               <w:top w:val="single" w:color="C9D3DF" w:sz="4"/>
               <w:left w:val="single" w:color="C9D3DF" w:sz="4"/>
@@ -2888,7 +2888,7 @@
         </w:tc>
         <w:tc>
           <w:tcPr>
-            <w:tcW w:type="dxa" w:w="3296"/>
+            <w:tcW w:type="dxa" w:w="3349"/>
             <w:tcBorders>
               <w:top w:val="single" w:color="C9D3DF" w:sz="4"/>
               <w:left w:val="single" w:color="C9D3DF" w:sz="4"/>
@@ -2922,7 +2922,7 @@
         </w:tc>
         <w:tc>
           <w:tcPr>
-            <w:tcW w:type="dxa" w:w="2091"/>
+            <w:tcW w:type="dxa" w:w="2066"/>
             <w:tcBorders>
               <w:top w:val="single" w:color="C9D3DF" w:sz="4"/>
               <w:left w:val="single" w:color="C9D3DF" w:sz="4"/>
@@ -2992,7 +2992,7 @@
         </w:tc>
         <w:tc>
           <w:tcPr>
-            <w:tcW w:type="dxa" w:w="2357"/>
+            <w:tcW w:type="dxa" w:w="2329"/>
             <w:tcBorders>
               <w:top w:val="single" w:color="C9D3DF" w:sz="4"/>
               <w:left w:val="single" w:color="C9D3DF" w:sz="4"/>
@@ -3022,7 +3022,7 @@
         </w:tc>
         <w:tc>
           <w:tcPr>
-            <w:tcW w:type="dxa" w:w="3296"/>
+            <w:tcW w:type="dxa" w:w="3349"/>
             <w:tcBorders>
               <w:top w:val="single" w:color="C9D3DF" w:sz="4"/>
               <w:left w:val="single" w:color="C9D3DF" w:sz="4"/>
@@ -3052,7 +3052,7 @@
         </w:tc>
         <w:tc>
           <w:tcPr>
-            <w:tcW w:type="dxa" w:w="2091"/>
+            <w:tcW w:type="dxa" w:w="2066"/>
             <w:tcBorders>
               <w:top w:val="single" w:color="C9D3DF" w:sz="4"/>
               <w:left w:val="single" w:color="C9D3DF" w:sz="4"/>
@@ -3118,7 +3118,7 @@
         </w:tc>
         <w:tc>
           <w:tcPr>
-            <w:tcW w:type="dxa" w:w="2357"/>
+            <w:tcW w:type="dxa" w:w="2329"/>
             <w:tcBorders>
               <w:top w:val="single" w:color="C9D3DF" w:sz="4"/>
               <w:left w:val="single" w:color="C9D3DF" w:sz="4"/>
@@ -3148,7 +3148,7 @@
         </w:tc>
         <w:tc>
           <w:tcPr>
-            <w:tcW w:type="dxa" w:w="3296"/>
+            <w:tcW w:type="dxa" w:w="3349"/>
             <w:tcBorders>
               <w:top w:val="single" w:color="C9D3DF" w:sz="4"/>
               <w:left w:val="single" w:color="C9D3DF" w:sz="4"/>
@@ -3178,7 +3178,7 @@
         </w:tc>
         <w:tc>
           <w:tcPr>
-            <w:tcW w:type="dxa" w:w="2091"/>
+            <w:tcW w:type="dxa" w:w="2066"/>
             <w:tcBorders>
               <w:top w:val="single" w:color="C9D3DF" w:sz="4"/>
               <w:left w:val="single" w:color="C9D3DF" w:sz="4"/>
@@ -3244,7 +3244,7 @@
         </w:tc>
         <w:tc>
           <w:tcPr>
-            <w:tcW w:type="dxa" w:w="2357"/>
+            <w:tcW w:type="dxa" w:w="2329"/>
             <w:tcBorders>
               <w:top w:val="single" w:color="C9D3DF" w:sz="4"/>
               <w:left w:val="single" w:color="C9D3DF" w:sz="4"/>
@@ -3274,7 +3274,7 @@
         </w:tc>
         <w:tc>
           <w:tcPr>
-            <w:tcW w:type="dxa" w:w="3296"/>
+            <w:tcW w:type="dxa" w:w="3349"/>
             <w:tcBorders>
               <w:top w:val="single" w:color="C9D3DF" w:sz="4"/>
               <w:left w:val="single" w:color="C9D3DF" w:sz="4"/>
@@ -3304,7 +3304,7 @@
         </w:tc>
         <w:tc>
           <w:tcPr>
-            <w:tcW w:type="dxa" w:w="2091"/>
+            <w:tcW w:type="dxa" w:w="2066"/>
             <w:tcBorders>
               <w:top w:val="single" w:color="C9D3DF" w:sz="4"/>
               <w:left w:val="single" w:color="C9D3DF" w:sz="4"/>
@@ -3370,7 +3370,7 @@
         </w:tc>
         <w:tc>
           <w:tcPr>
-            <w:tcW w:type="dxa" w:w="2357"/>
+            <w:tcW w:type="dxa" w:w="2329"/>
             <w:tcBorders>
               <w:top w:val="single" w:color="C9D3DF" w:sz="4"/>
               <w:left w:val="single" w:color="C9D3DF" w:sz="4"/>
@@ -3400,7 +3400,7 @@
         </w:tc>
         <w:tc>
           <w:tcPr>
-            <w:tcW w:type="dxa" w:w="3296"/>
+            <w:tcW w:type="dxa" w:w="3349"/>
             <w:tcBorders>
               <w:top w:val="single" w:color="C9D3DF" w:sz="4"/>
               <w:left w:val="single" w:color="C9D3DF" w:sz="4"/>
@@ -3430,7 +3430,7 @@
         </w:tc>
         <w:tc>
           <w:tcPr>
-            <w:tcW w:type="dxa" w:w="2091"/>
+            <w:tcW w:type="dxa" w:w="2066"/>
             <w:tcBorders>
               <w:top w:val="single" w:color="C9D3DF" w:sz="4"/>
               <w:left w:val="single" w:color="C9D3DF" w:sz="4"/>
@@ -3496,7 +3496,7 @@
         </w:tc>
         <w:tc>
           <w:tcPr>
-            <w:tcW w:type="dxa" w:w="2357"/>
+            <w:tcW w:type="dxa" w:w="2329"/>
             <w:tcBorders>
               <w:top w:val="single" w:color="C9D3DF" w:sz="4"/>
               <w:left w:val="single" w:color="C9D3DF" w:sz="4"/>
@@ -3526,37 +3526,37 @@
         </w:tc>
         <w:tc>
           <w:tcPr>
-            <w:tcW w:type="dxa" w:w="3296"/>
-            <w:tcBorders>
-              <w:top w:val="single" w:color="C9D3DF" w:sz="4"/>
-              <w:left w:val="single" w:color="C9D3DF" w:sz="4"/>
-              <w:bottom w:val="single" w:color="C9D3DF" w:sz="4"/>
-              <w:right w:val="single" w:color="C9D3DF" w:sz="4"/>
-            </w:tcBorders>
-            <w:tcMar>
-              <w:top w:type="dxa" w:w="50"/>
-              <w:left w:type="dxa" w:w="80"/>
-              <w:bottom w:type="dxa" w:w="50"/>
-              <w:right w:type="dxa" w:w="80"/>
-            </w:tcMar>
-          </w:tcPr>
-          <w:p>
-            <w:pPr>
-              <w:jc w:val="left"/>
-            </w:pPr>
-            <w:r>
-              <w:rPr>
-                <w:rFonts w:ascii="Malgun Gothic" w:cs="Malgun Gothic" w:eastAsia="Malgun Gothic" w:hAnsi="Malgun Gothic"/>
-                <w:sz w:val="17"/>
-                <w:szCs w:val="17"/>
-              </w:rPr>
-              <w:t xml:space="preserve">LLM(GPT-4.1 mini)이 질문을 이해해 지역말 사전 도구로 찾고 답을 작성하되, 사전에 없는 말은 뜻을 지어내지 않고 “별도 확인 필요”로 안내</w:t>
-            </w:r>
-          </w:p>
-        </w:tc>
-        <w:tc>
-          <w:tcPr>
-            <w:tcW w:type="dxa" w:w="2091"/>
+            <w:tcW w:type="dxa" w:w="3349"/>
+            <w:tcBorders>
+              <w:top w:val="single" w:color="C9D3DF" w:sz="4"/>
+              <w:left w:val="single" w:color="C9D3DF" w:sz="4"/>
+              <w:bottom w:val="single" w:color="C9D3DF" w:sz="4"/>
+              <w:right w:val="single" w:color="C9D3DF" w:sz="4"/>
+            </w:tcBorders>
+            <w:tcMar>
+              <w:top w:type="dxa" w:w="50"/>
+              <w:left w:type="dxa" w:w="80"/>
+              <w:bottom w:type="dxa" w:w="50"/>
+              <w:right w:type="dxa" w:w="80"/>
+            </w:tcMar>
+          </w:tcPr>
+          <w:p>
+            <w:pPr>
+              <w:jc w:val="left"/>
+            </w:pPr>
+            <w:r>
+              <w:rPr>
+                <w:rFonts w:ascii="Malgun Gothic" w:cs="Malgun Gothic" w:eastAsia="Malgun Gothic" w:hAnsi="Malgun Gothic"/>
+                <w:sz w:val="17"/>
+                <w:szCs w:val="17"/>
+              </w:rPr>
+              <w:t xml:space="preserve">LLM(GPT-4.1 mini)이 질문을 이해해 지역말 사전 도구로 찾고 답을 작성하되, 사전에 없는 말은 뜻을 지어내지 않고 “별도 확인 필요”로 안내(불편사항 분류·장소 추천·혜택 답변까지 LLM이 맡고 있음)</w:t>
+            </w:r>
+          </w:p>
+        </w:tc>
+        <w:tc>
+          <w:tcPr>
+            <w:tcW w:type="dxa" w:w="2066"/>
             <w:tcBorders>
               <w:top w:val="single" w:color="C9D3DF" w:sz="4"/>
               <w:left w:val="single" w:color="C9D3DF" w:sz="4"/>
@@ -3622,7 +3622,7 @@
         </w:tc>
         <w:tc>
           <w:tcPr>
-            <w:tcW w:type="dxa" w:w="2357"/>
+            <w:tcW w:type="dxa" w:w="2329"/>
             <w:tcBorders>
               <w:top w:val="single" w:color="C9D3DF" w:sz="4"/>
               <w:left w:val="single" w:color="C9D3DF" w:sz="4"/>
@@ -3652,7 +3652,7 @@
         </w:tc>
         <w:tc>
           <w:tcPr>
-            <w:tcW w:type="dxa" w:w="3296"/>
+            <w:tcW w:type="dxa" w:w="3349"/>
             <w:tcBorders>
               <w:top w:val="single" w:color="C9D3DF" w:sz="4"/>
               <w:left w:val="single" w:color="C9D3DF" w:sz="4"/>
@@ -3682,7 +3682,7 @@
         </w:tc>
         <w:tc>
           <w:tcPr>
-            <w:tcW w:type="dxa" w:w="2091"/>
+            <w:tcW w:type="dxa" w:w="2066"/>
             <w:tcBorders>
               <w:top w:val="single" w:color="C9D3DF" w:sz="4"/>
               <w:left w:val="single" w:color="C9D3DF" w:sz="4"/>
@@ -3748,7 +3748,7 @@
         </w:tc>
         <w:tc>
           <w:tcPr>
-            <w:tcW w:type="dxa" w:w="2357"/>
+            <w:tcW w:type="dxa" w:w="2329"/>
             <w:tcBorders>
               <w:top w:val="single" w:color="C9D3DF" w:sz="4"/>
               <w:left w:val="single" w:color="C9D3DF" w:sz="4"/>
@@ -3778,37 +3778,37 @@
         </w:tc>
         <w:tc>
           <w:tcPr>
-            <w:tcW w:type="dxa" w:w="3296"/>
-            <w:tcBorders>
-              <w:top w:val="single" w:color="C9D3DF" w:sz="4"/>
-              <w:left w:val="single" w:color="C9D3DF" w:sz="4"/>
-              <w:bottom w:val="single" w:color="C9D3DF" w:sz="4"/>
-              <w:right w:val="single" w:color="C9D3DF" w:sz="4"/>
-            </w:tcBorders>
-            <w:tcMar>
-              <w:top w:type="dxa" w:w="50"/>
-              <w:left w:type="dxa" w:w="80"/>
-              <w:bottom w:type="dxa" w:w="50"/>
-              <w:right w:type="dxa" w:w="80"/>
-            </w:tcMar>
-          </w:tcPr>
-          <w:p>
-            <w:pPr>
-              <w:jc w:val="left"/>
-            </w:pPr>
-            <w:r>
-              <w:rPr>
-                <w:rFonts w:ascii="Malgun Gothic" w:cs="Malgun Gothic" w:eastAsia="Malgun Gothic" w:hAnsi="Malgun Gothic"/>
-                <w:sz w:val="17"/>
-                <w:szCs w:val="17"/>
-              </w:rPr>
-              <w:t xml:space="preserve">A 조준수: 전체 검수·UX/UI 개선·시연동영상·발표자료 최종 편집(배포·Secrets 관리) / B 이혜경: 기획·데이터 검증·알림 기능 개발·문서 / C 이미영: 자료 검수·테스트·화면 점검·실사용자 섭외·시연동영상 녹화·발표자료 제작</w:t>
-            </w:r>
-          </w:p>
-        </w:tc>
-        <w:tc>
-          <w:tcPr>
-            <w:tcW w:type="dxa" w:w="2091"/>
+            <w:tcW w:type="dxa" w:w="3349"/>
+            <w:tcBorders>
+              <w:top w:val="single" w:color="C9D3DF" w:sz="4"/>
+              <w:left w:val="single" w:color="C9D3DF" w:sz="4"/>
+              <w:bottom w:val="single" w:color="C9D3DF" w:sz="4"/>
+              <w:right w:val="single" w:color="C9D3DF" w:sz="4"/>
+            </w:tcBorders>
+            <w:tcMar>
+              <w:top w:type="dxa" w:w="50"/>
+              <w:left w:type="dxa" w:w="80"/>
+              <w:bottom w:type="dxa" w:w="50"/>
+              <w:right w:type="dxa" w:w="80"/>
+            </w:tcMar>
+          </w:tcPr>
+          <w:p>
+            <w:pPr>
+              <w:jc w:val="left"/>
+            </w:pPr>
+            <w:r>
+              <w:rPr>
+                <w:rFonts w:ascii="Malgun Gothic" w:cs="Malgun Gothic" w:eastAsia="Malgun Gothic" w:hAnsi="Malgun Gothic"/>
+                <w:sz w:val="17"/>
+                <w:szCs w:val="17"/>
+              </w:rPr>
+              <w:t xml:space="preserve">A. 조준수: 전체 검수·UX/UI 개선·시연동영상·발표자료 최종 편집(배포·Secrets 관리) / B. 이혜경: 기획·데이터 검증·기능 개발 및 테스트·문서·브랜드 로고/QR 제작·온라인 응답 설문 제작 / C. 이미영: 자료 검수·테스트·화면 점검·실사용자 섭외·시연동영상 녹화·발표자료 제작</w:t>
+            </w:r>
+          </w:p>
+        </w:tc>
+        <w:tc>
+          <w:tcPr>
+            <w:tcW w:type="dxa" w:w="2066"/>
             <w:tcBorders>
               <w:top w:val="single" w:color="C9D3DF" w:sz="4"/>
               <w:left w:val="single" w:color="C9D3DF" w:sz="4"/>
@@ -4078,7 +4078,7 @@
                 <w:sz w:val="17"/>
                 <w:szCs w:val="17"/>
               </w:rPr>
-              <w:t xml:space="preserve">기획·데이터 검증·알림 기능 개발·문서 — 기획안, 정책·생활 정보·지역말 데이터 구축·출처 검증, 일정 알림 기능, 테스트(25번)·실사용자 설문, 보고서</w:t>
+              <w:t xml:space="preserve">기획·데이터 검증·기능 개발 및 테스트·문서·브랜드 로고/QR 제작·온라인 응답 설문 제작 — 기획안, 정책·생활 정보·지역말 데이터 구축·출처 검증, 일정 알림 기능, 테스트(25번)·실사용자 설문, 보고서</w:t>
             </w:r>
           </w:p>
         </w:tc>

--- a/deliverables/submission/오이소창원_참가신청서_최종수정본_20261005.docx
+++ b/deliverables/submission/오이소창원_참가신청서_최종수정본_20261005.docx
@@ -543,7 +543,7 @@
                 <w:sz w:val="17"/>
                 <w:szCs w:val="17"/>
               </w:rPr>
-              <w:t xml:space="preserve">이*영 · 경상남도 창원시 · 소속: 프리랜서 강사(개인사업자, 사업자등록증 있음 — 상호·사업자등록번호는 사업자등록증을 받은 조준수 님이 기재)</w:t>
+              <w:t xml:space="preserve">이*영 · 경상남도 창원시 · 소속은 제출 전 대표가 직접 기재(개인정보)</w:t>
             </w:r>
           </w:p>
         </w:tc>
@@ -1574,7 +1574,7 @@
               </w:rPr>
               <w:t xml:space="preserve">■ 아니오(Streamlit Community Cloud 무료 배포: </w:t>
             </w:r>
-            <w:hyperlink w:history="1" r:id="rIdf0wwguxlwdbuzvdaf75ce">
+            <w:hyperlink w:history="1" r:id="rId9mv-qtmpkzmhftjt9tvmj">
               <w:r>
                 <w:rPr>
                   <w:rStyle w:val="Hyperlink"/>

--- a/deliverables/submission/오이소창원_참가신청서_최종수정본_20261005.docx
+++ b/deliverables/submission/오이소창원_참가신청서_최종수정본_20261005.docx
@@ -1574,7 +1574,7 @@
               </w:rPr>
               <w:t xml:space="preserve">■ 아니오(Streamlit Community Cloud 무료 배포: </w:t>
             </w:r>
-            <w:hyperlink w:history="1" r:id="rId9mv-qtmpkzmhftjt9tvmj">
+            <w:hyperlink w:history="1" r:id="rIdxt6k9ull_5g2ls2ceucmn">
               <w:r>
                 <w:rPr>
                   <w:rStyle w:val="Hyperlink"/>
@@ -4012,7 +4012,7 @@
                 <w:sz w:val="17"/>
                 <w:szCs w:val="17"/>
               </w:rPr>
-              <w:t xml:space="preserve">UX/UI·품질 검증·최종 검수 — 사용자 시나리오, 화면·흐름 검토, 기능 테스트(11번), 노트북·휴대폰 전체 검수 후 UX/UI 개선(10/5), 배포·Streamlit Secrets(API 키·메일 발송 계정) 관리, 시연동영상·발표자료 최종 편집·발표</w:t>
+              <w:t xml:space="preserve">UX/UI·품질 검증·최종 검수 — 사용자 시나리오, 화면·흐름 검토, 기능 테스트(11회), 노트북·휴대폰 전체 검수 후 UX/UI 개선(10/5), 배포·Streamlit Secrets(API 키·메일 발송 계정) 관리, 시연동영상·발표자료 최종 편집·발표</w:t>
             </w:r>
           </w:p>
         </w:tc>
@@ -4078,7 +4078,7 @@
                 <w:sz w:val="17"/>
                 <w:szCs w:val="17"/>
               </w:rPr>
-              <w:t xml:space="preserve">기획·데이터 검증·기능 개발 및 테스트·문서·브랜드 로고/QR 제작·온라인 응답 설문 제작 — 기획안, 정책·생활 정보·지역말 데이터 구축·출처 검증, 일정 알림 기능, 테스트(25번)·실사용자 설문, 보고서</w:t>
+              <w:t xml:space="preserve">기획·데이터 검증·기능 개발 및 테스트·문서·브랜드 로고/QR 제작·온라인 응답 설문 제작 — 기획안, 정책·생활 정보·지역말 데이터 구축·출처 검증, 일정 알림 기능, 테스트(25회)·실사용자 설문, 보고서</w:t>
             </w:r>
           </w:p>
         </w:tc>
@@ -4144,7 +4144,7 @@
                 <w:sz w:val="17"/>
                 <w:szCs w:val="17"/>
               </w:rPr>
-              <w:t xml:space="preserve">자료 검수·테스트·화면 점검 — 데이터 공식 URL·조건·확인일 대조, 체크리스트로 PC·휴대폰 테스트(2번)·개선 리포트, 실사용자 섭외(4명), 시연동영상 녹화·발표자료 제작(10/5)</w:t>
+              <w:t xml:space="preserve">자료 검수·테스트·화면 점검 — 데이터 공식 URL·조건·확인일 대조, 체크리스트로 PC·휴대폰 테스트(2회)·개선 리포트, 실사용자 섭외(4명), 시연동영상 녹화·발표자료 제작(10/5)</w:t>
             </w:r>
           </w:p>
         </w:tc>

--- a/deliverables/submission/오이소창원_참가신청서_최종수정본_20261005.docx
+++ b/deliverables/submission/오이소창원_참가신청서_최종수정본_20261005.docx
@@ -812,8 +812,8 @@
         </w:tblBorders>
       </w:tblPr>
       <w:tblGrid>
-        <w:gridCol w:w="3666"/>
-        <w:gridCol w:w="6538"/>
+        <w:gridCol w:w="3635"/>
+        <w:gridCol w:w="6569"/>
       </w:tblGrid>
       <w:tr>
         <w:trPr>
@@ -822,7 +822,7 @@
         </w:trPr>
         <w:tc>
           <w:tcPr>
-            <w:tcW w:type="dxa" w:w="3666"/>
+            <w:tcW w:type="dxa" w:w="3635"/>
             <w:tcBorders>
               <w:top w:val="single" w:color="C9D3DF" w:sz="4"/>
               <w:left w:val="single" w:color="C9D3DF" w:sz="4"/>
@@ -856,7 +856,7 @@
         </w:tc>
         <w:tc>
           <w:tcPr>
-            <w:tcW w:type="dxa" w:w="6538"/>
+            <w:tcW w:type="dxa" w:w="6569"/>
             <w:tcBorders>
               <w:top w:val="single" w:color="C9D3DF" w:sz="4"/>
               <w:left w:val="single" w:color="C9D3DF" w:sz="4"/>
@@ -896,7 +896,7 @@
         </w:trPr>
         <w:tc>
           <w:tcPr>
-            <w:tcW w:type="dxa" w:w="3666"/>
+            <w:tcW w:type="dxa" w:w="3635"/>
             <w:tcBorders>
               <w:top w:val="single" w:color="C9D3DF" w:sz="4"/>
               <w:left w:val="single" w:color="C9D3DF" w:sz="4"/>
@@ -926,7 +926,7 @@
         </w:tc>
         <w:tc>
           <w:tcPr>
-            <w:tcW w:type="dxa" w:w="6538"/>
+            <w:tcW w:type="dxa" w:w="6569"/>
             <w:tcBorders>
               <w:top w:val="single" w:color="C9D3DF" w:sz="4"/>
               <w:left w:val="single" w:color="C9D3DF" w:sz="4"/>
@@ -962,7 +962,7 @@
         </w:trPr>
         <w:tc>
           <w:tcPr>
-            <w:tcW w:type="dxa" w:w="3666"/>
+            <w:tcW w:type="dxa" w:w="3635"/>
             <w:tcBorders>
               <w:top w:val="single" w:color="C9D3DF" w:sz="4"/>
               <w:left w:val="single" w:color="C9D3DF" w:sz="4"/>
@@ -992,7 +992,7 @@
         </w:tc>
         <w:tc>
           <w:tcPr>
-            <w:tcW w:type="dxa" w:w="6538"/>
+            <w:tcW w:type="dxa" w:w="6569"/>
             <w:tcBorders>
               <w:top w:val="single" w:color="C9D3DF" w:sz="4"/>
               <w:left w:val="single" w:color="C9D3DF" w:sz="4"/>
@@ -1028,7 +1028,7 @@
         </w:trPr>
         <w:tc>
           <w:tcPr>
-            <w:tcW w:type="dxa" w:w="3666"/>
+            <w:tcW w:type="dxa" w:w="3635"/>
             <w:tcBorders>
               <w:top w:val="single" w:color="C9D3DF" w:sz="4"/>
               <w:left w:val="single" w:color="C9D3DF" w:sz="4"/>
@@ -1058,7 +1058,7 @@
         </w:tc>
         <w:tc>
           <w:tcPr>
-            <w:tcW w:type="dxa" w:w="6538"/>
+            <w:tcW w:type="dxa" w:w="6569"/>
             <w:tcBorders>
               <w:top w:val="single" w:color="C9D3DF" w:sz="4"/>
               <w:left w:val="single" w:color="C9D3DF" w:sz="4"/>
@@ -1094,7 +1094,7 @@
         </w:trPr>
         <w:tc>
           <w:tcPr>
-            <w:tcW w:type="dxa" w:w="3666"/>
+            <w:tcW w:type="dxa" w:w="3635"/>
             <w:tcBorders>
               <w:top w:val="single" w:color="C9D3DF" w:sz="4"/>
               <w:left w:val="single" w:color="C9D3DF" w:sz="4"/>
@@ -1124,31 +1124,31 @@
         </w:tc>
         <w:tc>
           <w:tcPr>
-            <w:tcW w:type="dxa" w:w="6538"/>
-            <w:tcBorders>
-              <w:top w:val="single" w:color="C9D3DF" w:sz="4"/>
-              <w:left w:val="single" w:color="C9D3DF" w:sz="4"/>
-              <w:bottom w:val="single" w:color="C9D3DF" w:sz="4"/>
-              <w:right w:val="single" w:color="C9D3DF" w:sz="4"/>
-            </w:tcBorders>
-            <w:tcMar>
-              <w:top w:type="dxa" w:w="50"/>
-              <w:left w:type="dxa" w:w="80"/>
-              <w:bottom w:type="dxa" w:w="50"/>
-              <w:right w:type="dxa" w:w="80"/>
-            </w:tcMar>
-          </w:tcPr>
-          <w:p>
-            <w:pPr>
-              <w:jc w:val="left"/>
-            </w:pPr>
-            <w:r>
-              <w:rPr>
-                <w:rFonts w:ascii="Malgun Gothic" w:cs="Malgun Gothic" w:eastAsia="Malgun Gothic" w:hAnsi="Malgun Gothic"/>
-                <w:sz w:val="17"/>
-                <w:szCs w:val="17"/>
-              </w:rPr>
-              <w:t xml:space="preserve">지역말은 핵심 30개 + 공식 출처 확장 사전 2,223개에서 문헌 기준 뜻, 사전 밖은 짐작하지 않음 / 한 문장 질문은 GPT-4.1 mini가 도구 5개를 골라 답하고 연락처·링크를 검증</w:t>
+            <w:tcW w:type="dxa" w:w="6569"/>
+            <w:tcBorders>
+              <w:top w:val="single" w:color="C9D3DF" w:sz="4"/>
+              <w:left w:val="single" w:color="C9D3DF" w:sz="4"/>
+              <w:bottom w:val="single" w:color="C9D3DF" w:sz="4"/>
+              <w:right w:val="single" w:color="C9D3DF" w:sz="4"/>
+            </w:tcBorders>
+            <w:tcMar>
+              <w:top w:type="dxa" w:w="50"/>
+              <w:left w:type="dxa" w:w="80"/>
+              <w:bottom w:type="dxa" w:w="50"/>
+              <w:right w:type="dxa" w:w="80"/>
+            </w:tcMar>
+          </w:tcPr>
+          <w:p>
+            <w:pPr>
+              <w:jc w:val="left"/>
+            </w:pPr>
+            <w:r>
+              <w:rPr>
+                <w:rFonts w:ascii="Malgun Gothic" w:cs="Malgun Gothic" w:eastAsia="Malgun Gothic" w:hAnsi="Malgun Gothic"/>
+                <w:sz w:val="17"/>
+                <w:szCs w:val="17"/>
+              </w:rPr>
+              <w:t xml:space="preserve">지역말은 핵심 30개 + 공식 출처 확장 사전 2,223개에서 문헌 기준 뜻, 사전 밖은 짐작하지 않음 / LLM(GPT-4.1 mini)이 질문을 이해해 의도를 파악하고 도구 5개 중 필요한 도구를 골라 답을 구성하며, 정책 자격은 규칙으로 판정하고 연락처·링크는 검증 자료와 대조</w:t>
             </w:r>
           </w:p>
         </w:tc>
@@ -1374,7 +1374,7 @@
                 <w:sz w:val="17"/>
                 <w:szCs w:val="17"/>
               </w:rPr>
-              <w:t xml:space="preserve">■ GPT(OpenAI GPT-4.1 mini — 앱 안 도구 호출·답 문장 작성) · 개발 보조: Claude Opus 5.5(추론 수준 중간)·GPT·ChatGPT(GPT-5.6 Sol)·ChatGPT 아스트라(Codex)·ChatGPT(GPT 솔라이트 6.1)(코드·문서·UX/UI 작업·팀 자체 점검 보조, 팀 검수)</w:t>
+              <w:t xml:space="preserve">■ GPT — LLM(OpenAI GPT-4.1 mini): 앱 안에서 질문 이해·의도 파악·도구 선택·답변 구성(정책 자격은 규칙 판정, 연락처·링크는 검증 자료와 대조) · 개발 보조: Claude Opus 5.5(추론 수준 중간)·GPT(이혜경), ChatGPT(GPT-5.6 Sol·GPT-6 Astra Pro)·OpenAI Codex(SOL/Light·Astra/Ultra)·Gemini 3.8 Flash(조준수), ChatGPT(GPT 솔라이트 6.1·GPT)(이미영) — 코드·문서·UX/UI·팀 자체 점검·발표자료 보조, 팀 검수</w:t>
             </w:r>
           </w:p>
         </w:tc>
@@ -1574,7 +1574,7 @@
               </w:rPr>
               <w:t xml:space="preserve">■ 아니오(Streamlit Community Cloud 무료 배포: </w:t>
             </w:r>
-            <w:hyperlink w:history="1" r:id="rIdxt6k9ull_5g2ls2ceucmn">
+            <w:hyperlink w:history="1" r:id="rIdufmxbpcxuymllaji11ink">
               <w:r>
                 <w:rPr>
                   <w:rStyle w:val="Hyperlink"/>
@@ -2809,9 +2809,9 @@
       </w:tblPr>
       <w:tblGrid>
         <w:gridCol w:w="2460"/>
-        <w:gridCol w:w="2329"/>
-        <w:gridCol w:w="3349"/>
-        <w:gridCol w:w="2066"/>
+        <w:gridCol w:w="2320"/>
+        <w:gridCol w:w="3365"/>
+        <w:gridCol w:w="2059"/>
       </w:tblGrid>
       <w:tr>
         <w:trPr>
@@ -2854,7 +2854,7 @@
         </w:tc>
         <w:tc>
           <w:tcPr>
-            <w:tcW w:type="dxa" w:w="2329"/>
+            <w:tcW w:type="dxa" w:w="2320"/>
             <w:tcBorders>
               <w:top w:val="single" w:color="C9D3DF" w:sz="4"/>
               <w:left w:val="single" w:color="C9D3DF" w:sz="4"/>
@@ -2888,7 +2888,7 @@
         </w:tc>
         <w:tc>
           <w:tcPr>
-            <w:tcW w:type="dxa" w:w="3349"/>
+            <w:tcW w:type="dxa" w:w="3365"/>
             <w:tcBorders>
               <w:top w:val="single" w:color="C9D3DF" w:sz="4"/>
               <w:left w:val="single" w:color="C9D3DF" w:sz="4"/>
@@ -2922,7 +2922,7 @@
         </w:tc>
         <w:tc>
           <w:tcPr>
-            <w:tcW w:type="dxa" w:w="2066"/>
+            <w:tcW w:type="dxa" w:w="2059"/>
             <w:tcBorders>
               <w:top w:val="single" w:color="C9D3DF" w:sz="4"/>
               <w:left w:val="single" w:color="C9D3DF" w:sz="4"/>
@@ -2992,7 +2992,7 @@
         </w:tc>
         <w:tc>
           <w:tcPr>
-            <w:tcW w:type="dxa" w:w="2329"/>
+            <w:tcW w:type="dxa" w:w="2320"/>
             <w:tcBorders>
               <w:top w:val="single" w:color="C9D3DF" w:sz="4"/>
               <w:left w:val="single" w:color="C9D3DF" w:sz="4"/>
@@ -3022,7 +3022,7 @@
         </w:tc>
         <w:tc>
           <w:tcPr>
-            <w:tcW w:type="dxa" w:w="3349"/>
+            <w:tcW w:type="dxa" w:w="3365"/>
             <w:tcBorders>
               <w:top w:val="single" w:color="C9D3DF" w:sz="4"/>
               <w:left w:val="single" w:color="C9D3DF" w:sz="4"/>
@@ -3052,7 +3052,7 @@
         </w:tc>
         <w:tc>
           <w:tcPr>
-            <w:tcW w:type="dxa" w:w="2066"/>
+            <w:tcW w:type="dxa" w:w="2059"/>
             <w:tcBorders>
               <w:top w:val="single" w:color="C9D3DF" w:sz="4"/>
               <w:left w:val="single" w:color="C9D3DF" w:sz="4"/>
@@ -3118,7 +3118,7 @@
         </w:tc>
         <w:tc>
           <w:tcPr>
-            <w:tcW w:type="dxa" w:w="2329"/>
+            <w:tcW w:type="dxa" w:w="2320"/>
             <w:tcBorders>
               <w:top w:val="single" w:color="C9D3DF" w:sz="4"/>
               <w:left w:val="single" w:color="C9D3DF" w:sz="4"/>
@@ -3148,7 +3148,7 @@
         </w:tc>
         <w:tc>
           <w:tcPr>
-            <w:tcW w:type="dxa" w:w="3349"/>
+            <w:tcW w:type="dxa" w:w="3365"/>
             <w:tcBorders>
               <w:top w:val="single" w:color="C9D3DF" w:sz="4"/>
               <w:left w:val="single" w:color="C9D3DF" w:sz="4"/>
@@ -3178,7 +3178,7 @@
         </w:tc>
         <w:tc>
           <w:tcPr>
-            <w:tcW w:type="dxa" w:w="2066"/>
+            <w:tcW w:type="dxa" w:w="2059"/>
             <w:tcBorders>
               <w:top w:val="single" w:color="C9D3DF" w:sz="4"/>
               <w:left w:val="single" w:color="C9D3DF" w:sz="4"/>
@@ -3244,7 +3244,7 @@
         </w:tc>
         <w:tc>
           <w:tcPr>
-            <w:tcW w:type="dxa" w:w="2329"/>
+            <w:tcW w:type="dxa" w:w="2320"/>
             <w:tcBorders>
               <w:top w:val="single" w:color="C9D3DF" w:sz="4"/>
               <w:left w:val="single" w:color="C9D3DF" w:sz="4"/>
@@ -3274,7 +3274,7 @@
         </w:tc>
         <w:tc>
           <w:tcPr>
-            <w:tcW w:type="dxa" w:w="3349"/>
+            <w:tcW w:type="dxa" w:w="3365"/>
             <w:tcBorders>
               <w:top w:val="single" w:color="C9D3DF" w:sz="4"/>
               <w:left w:val="single" w:color="C9D3DF" w:sz="4"/>
@@ -3304,7 +3304,7 @@
         </w:tc>
         <w:tc>
           <w:tcPr>
-            <w:tcW w:type="dxa" w:w="2066"/>
+            <w:tcW w:type="dxa" w:w="2059"/>
             <w:tcBorders>
               <w:top w:val="single" w:color="C9D3DF" w:sz="4"/>
               <w:left w:val="single" w:color="C9D3DF" w:sz="4"/>
@@ -3370,7 +3370,7 @@
         </w:tc>
         <w:tc>
           <w:tcPr>
-            <w:tcW w:type="dxa" w:w="2329"/>
+            <w:tcW w:type="dxa" w:w="2320"/>
             <w:tcBorders>
               <w:top w:val="single" w:color="C9D3DF" w:sz="4"/>
               <w:left w:val="single" w:color="C9D3DF" w:sz="4"/>
@@ -3400,7 +3400,7 @@
         </w:tc>
         <w:tc>
           <w:tcPr>
-            <w:tcW w:type="dxa" w:w="3349"/>
+            <w:tcW w:type="dxa" w:w="3365"/>
             <w:tcBorders>
               <w:top w:val="single" w:color="C9D3DF" w:sz="4"/>
               <w:left w:val="single" w:color="C9D3DF" w:sz="4"/>
@@ -3430,7 +3430,7 @@
         </w:tc>
         <w:tc>
           <w:tcPr>
-            <w:tcW w:type="dxa" w:w="2066"/>
+            <w:tcW w:type="dxa" w:w="2059"/>
             <w:tcBorders>
               <w:top w:val="single" w:color="C9D3DF" w:sz="4"/>
               <w:left w:val="single" w:color="C9D3DF" w:sz="4"/>
@@ -3496,7 +3496,7 @@
         </w:tc>
         <w:tc>
           <w:tcPr>
-            <w:tcW w:type="dxa" w:w="2329"/>
+            <w:tcW w:type="dxa" w:w="2320"/>
             <w:tcBorders>
               <w:top w:val="single" w:color="C9D3DF" w:sz="4"/>
               <w:left w:val="single" w:color="C9D3DF" w:sz="4"/>
@@ -3526,7 +3526,7 @@
         </w:tc>
         <w:tc>
           <w:tcPr>
-            <w:tcW w:type="dxa" w:w="3349"/>
+            <w:tcW w:type="dxa" w:w="3365"/>
             <w:tcBorders>
               <w:top w:val="single" w:color="C9D3DF" w:sz="4"/>
               <w:left w:val="single" w:color="C9D3DF" w:sz="4"/>
@@ -3556,7 +3556,7 @@
         </w:tc>
         <w:tc>
           <w:tcPr>
-            <w:tcW w:type="dxa" w:w="2066"/>
+            <w:tcW w:type="dxa" w:w="2059"/>
             <w:tcBorders>
               <w:top w:val="single" w:color="C9D3DF" w:sz="4"/>
               <w:left w:val="single" w:color="C9D3DF" w:sz="4"/>
@@ -3622,7 +3622,7 @@
         </w:tc>
         <w:tc>
           <w:tcPr>
-            <w:tcW w:type="dxa" w:w="2329"/>
+            <w:tcW w:type="dxa" w:w="2320"/>
             <w:tcBorders>
               <w:top w:val="single" w:color="C9D3DF" w:sz="4"/>
               <w:left w:val="single" w:color="C9D3DF" w:sz="4"/>
@@ -3652,37 +3652,37 @@
         </w:tc>
         <w:tc>
           <w:tcPr>
-            <w:tcW w:type="dxa" w:w="3349"/>
-            <w:tcBorders>
-              <w:top w:val="single" w:color="C9D3DF" w:sz="4"/>
-              <w:left w:val="single" w:color="C9D3DF" w:sz="4"/>
-              <w:bottom w:val="single" w:color="C9D3DF" w:sz="4"/>
-              <w:right w:val="single" w:color="C9D3DF" w:sz="4"/>
-            </w:tcBorders>
-            <w:tcMar>
-              <w:top w:type="dxa" w:w="50"/>
-              <w:left w:type="dxa" w:w="80"/>
-              <w:bottom w:type="dxa" w:w="50"/>
-              <w:right w:type="dxa" w:w="80"/>
-            </w:tcMar>
-          </w:tcPr>
-          <w:p>
-            <w:pPr>
-              <w:jc w:val="left"/>
-            </w:pPr>
-            <w:r>
-              <w:rPr>
-                <w:rFonts w:ascii="Malgun Gothic" w:cs="Malgun Gothic" w:eastAsia="Malgun Gothic" w:hAnsi="Malgun Gothic"/>
-                <w:sz w:val="17"/>
-                <w:szCs w:val="17"/>
-              </w:rPr>
-              <w:t xml:space="preserve">앱은 OpenAI GPT-4.1 mini + 직접 구현한 도구 호출·답변 검증</w:t>
-            </w:r>
-          </w:p>
-        </w:tc>
-        <w:tc>
-          <w:tcPr>
-            <w:tcW w:type="dxa" w:w="2066"/>
+            <w:tcW w:type="dxa" w:w="3365"/>
+            <w:tcBorders>
+              <w:top w:val="single" w:color="C9D3DF" w:sz="4"/>
+              <w:left w:val="single" w:color="C9D3DF" w:sz="4"/>
+              <w:bottom w:val="single" w:color="C9D3DF" w:sz="4"/>
+              <w:right w:val="single" w:color="C9D3DF" w:sz="4"/>
+            </w:tcBorders>
+            <w:tcMar>
+              <w:top w:type="dxa" w:w="50"/>
+              <w:left w:type="dxa" w:w="80"/>
+              <w:bottom w:type="dxa" w:w="50"/>
+              <w:right w:type="dxa" w:w="80"/>
+            </w:tcMar>
+          </w:tcPr>
+          <w:p>
+            <w:pPr>
+              <w:jc w:val="left"/>
+            </w:pPr>
+            <w:r>
+              <w:rPr>
+                <w:rFonts w:ascii="Malgun Gothic" w:cs="Malgun Gothic" w:eastAsia="Malgun Gothic" w:hAnsi="Malgun Gothic"/>
+                <w:sz w:val="17"/>
+                <w:szCs w:val="17"/>
+              </w:rPr>
+              <w:t xml:space="preserve">앱은 LLM(OpenAI GPT-4.1 mini) + 직접 구현한 도구 호출·규칙 판정·답변 검증</w:t>
+            </w:r>
+          </w:p>
+        </w:tc>
+        <w:tc>
+          <w:tcPr>
+            <w:tcW w:type="dxa" w:w="2059"/>
             <w:tcBorders>
               <w:top w:val="single" w:color="C9D3DF" w:sz="4"/>
               <w:left w:val="single" w:color="C9D3DF" w:sz="4"/>
@@ -3748,7 +3748,7 @@
         </w:tc>
         <w:tc>
           <w:tcPr>
-            <w:tcW w:type="dxa" w:w="2329"/>
+            <w:tcW w:type="dxa" w:w="2320"/>
             <w:tcBorders>
               <w:top w:val="single" w:color="C9D3DF" w:sz="4"/>
               <w:left w:val="single" w:color="C9D3DF" w:sz="4"/>
@@ -3778,7 +3778,7 @@
         </w:tc>
         <w:tc>
           <w:tcPr>
-            <w:tcW w:type="dxa" w:w="3349"/>
+            <w:tcW w:type="dxa" w:w="3365"/>
             <w:tcBorders>
               <w:top w:val="single" w:color="C9D3DF" w:sz="4"/>
               <w:left w:val="single" w:color="C9D3DF" w:sz="4"/>
@@ -3808,7 +3808,7 @@
         </w:tc>
         <w:tc>
           <w:tcPr>
-            <w:tcW w:type="dxa" w:w="2066"/>
+            <w:tcW w:type="dxa" w:w="2059"/>
             <w:tcBorders>
               <w:top w:val="single" w:color="C9D3DF" w:sz="4"/>
               <w:left w:val="single" w:color="C9D3DF" w:sz="4"/>

--- a/deliverables/submission/오이소창원_참가신청서_최종수정본_20261005.docx
+++ b/deliverables/submission/오이소창원_참가신청서_최종수정본_20261005.docx
@@ -1374,7 +1374,7 @@
                 <w:sz w:val="17"/>
                 <w:szCs w:val="17"/>
               </w:rPr>
-              <w:t xml:space="preserve">■ GPT — LLM(OpenAI GPT-4.1 mini): 앱 안에서 질문 이해·의도 파악·도구 선택·답변 구성(정책 자격은 규칙 판정, 연락처·링크는 검증 자료와 대조) · 개발 보조: Claude Opus 5.5(추론 수준 중간)·GPT(이혜경), ChatGPT(GPT-5.6 Sol·GPT-6 Astra Pro)·OpenAI Codex(SOL/Light·Astra/Ultra)·Gemini 3.8 Flash(조준수), ChatGPT(GPT 솔라이트 6.1·GPT)(이미영) — 코드·문서·UX/UI·팀 자체 점검·발표자료 보조, 팀 검수</w:t>
+              <w:t xml:space="preserve">■ GPT — LLM(OpenAI GPT-4.1 mini): 앱 안에서 질문 이해·의도 파악·도구 선택·답변 구성(정책 자격은 규칙 판정, 연락처·링크는 검증 자료와 대조) · 개발 보조: Claude Opus 5.5(추론 수준 중간)·ChatGPT(GPT-5.6 Sol)(이혜경), ChatGPT(GPT-5.6 Sol·GPT-6 Astra Pro)·OpenAI Codex(SOL/Light·Astra/Ultra)·Gemini 3.8 Flash(조준수), ChatGPT(GPT 솔라이트 6.1·GPT)(이미영) — 코드·문서·UX/UI·팀 자체 점검·발표자료 보조, 팀 검수</w:t>
             </w:r>
           </w:p>
         </w:tc>
@@ -1574,7 +1574,7 @@
               </w:rPr>
               <w:t xml:space="preserve">■ 아니오(Streamlit Community Cloud 무료 배포: </w:t>
             </w:r>
-            <w:hyperlink w:history="1" r:id="rIdufmxbpcxuymllaji11ink">
+            <w:hyperlink w:history="1" r:id="rIdywsz2-tycvuxm50xic7xw">
               <w:r>
                 <w:rPr>
                   <w:rStyle w:val="Hyperlink"/>

--- a/deliverables/submission/오이소창원_참가신청서_최종수정본_20261005.docx
+++ b/deliverables/submission/오이소창원_참가신청서_최종수정본_20261005.docx
@@ -1374,7 +1374,7 @@
                 <w:sz w:val="17"/>
                 <w:szCs w:val="17"/>
               </w:rPr>
-              <w:t xml:space="preserve">■ GPT — LLM(OpenAI GPT-4.1 mini): 앱 안에서 질문 이해·의도 파악·도구 선택·답변 구성(정책 자격은 규칙 판정, 연락처·링크는 검증 자료와 대조) · 개발 보조: Claude Opus 5.5(추론 수준 중간)·ChatGPT(GPT-5.6 Sol)(이혜경), ChatGPT(GPT-5.6 Sol·GPT-6 Astra Pro)·OpenAI Codex(SOL/Light·Astra/Ultra)·Gemini 3.8 Flash(조준수), ChatGPT(GPT 솔라이트 6.1·GPT)(이미영) — 코드·문서·UX/UI·팀 자체 점검·발표자료 보조, 팀 검수</w:t>
+              <w:t xml:space="preserve">■ GPT — LLM(OpenAI GPT-4.1 mini): 앱 안에서 질문 이해·의도 파악·도구 선택·답변 구성(정책 자격은 규칙 판정, 연락처·링크는 검증 자료와 대조) · 개발 보조: Claude Opus 5.5(추론 수준 중간)·ChatGPT(GPT-5.6 Sol)(이혜경), ChatGPT(GPT-5.6 Sol·GPT-6 Astra Pro)·OpenAI Codex(SOL/Light·Astra/Ultra)·Gemini 3.8 Flash(조준수), ChatGPT(GPT 솔라이트 6.1)(이미영) — 코드·문서·UX/UI·팀 자체 점검·발표자료 보조, 팀 검수</w:t>
             </w:r>
           </w:p>
         </w:tc>
@@ -1574,7 +1574,7 @@
               </w:rPr>
               <w:t xml:space="preserve">■ 아니오(Streamlit Community Cloud 무료 배포: </w:t>
             </w:r>
-            <w:hyperlink w:history="1" r:id="rIdywsz2-tycvuxm50xic7xw">
+            <w:hyperlink w:history="1" r:id="rIdymlmmttqyfeakpqakp5mt">
               <w:r>
                 <w:rPr>
                   <w:rStyle w:val="Hyperlink"/>
